--- a/pertemuan 16/dokumentasi.docx
+++ b/pertemuan 16/dokumentasi.docx
@@ -1,23 +1,287 @@
 
 <file path=word/document.xml><?xml version="1.0" encoding="utf-8"?>
-<w:document xmlns:w="http://schemas.openxmlformats.org/wordprocessingml/2006/main" xmlns:m="http://schemas.openxmlformats.org/officeDocument/2006/math" xmlns:r="http://schemas.openxmlformats.org/officeDocument/2006/relationships" xmlns:o="urn:schemas-microsoft-com:office:office" xmlns:v="urn:schemas-microsoft-com:vml" xmlns:w10="urn:schemas-microsoft-com:office:word" xmlns:a="http://schemas.openxmlformats.org/drawingml/2006/main" xmlns:pic="http://schemas.openxmlformats.org/drawingml/2006/picture" xmlns:wp="http://schemas.openxmlformats.org/drawingml/2006/wordprocessingDrawing">
+<w:document xmlns:wpc="http://schemas.microsoft.com/office/word/2010/wordprocessingCanvas" xmlns:cx="http://schemas.microsoft.com/office/drawing/2014/chartex" xmlns:cx1="http://schemas.microsoft.com/office/drawing/2015/9/8/chartex" xmlns:cx2="http://schemas.microsoft.com/office/drawing/2015/10/21/chartex" xmlns:cx3="http://schemas.microsoft.com/office/drawing/2016/5/9/chartex" xmlns:cx4="http://schemas.microsoft.com/office/drawing/2016/5/10/chartex" xmlns:cx5="http://schemas.microsoft.com/office/drawing/2016/5/11/chartex" xmlns:cx6="http://schemas.microsoft.com/office/drawing/2016/5/12/chartex" xmlns:cx7="http://schemas.microsoft.com/office/drawing/2016/5/13/chartex" xmlns:cx8="http://schemas.microsoft.com/office/drawing/2016/5/14/chartex" xmlns:mc="http://schemas.openxmlformats.org/markup-compatibility/2006" xmlns:aink="http://schemas.microsoft.com/office/drawing/2016/ink" xmlns:am3d="http://schemas.microsoft.com/office/drawing/2017/model3d" xmlns:o="urn:schemas-microsoft-com:office:office" xmlns:oel="http://schemas.microsoft.com/office/2019/extlst" xmlns:r="http://schemas.openxmlformats.org/officeDocument/2006/relationships" xmlns:m="http://schemas.openxmlformats.org/officeDocument/2006/math" xmlns:v="urn:schemas-microsoft-com:vml" xmlns:wp14="http://schemas.microsoft.com/office/word/2010/wordprocessingDrawing" xmlns:wp="http://schemas.openxmlformats.org/drawingml/2006/wordprocessingDrawing" xmlns:w10="urn:schemas-microsoft-com:office:word" xmlns:w="http://schemas.openxmlformats.org/wordprocessingml/2006/main" xmlns:w14="http://schemas.microsoft.com/office/word/2010/wordml" xmlns:w15="http://schemas.microsoft.com/office/word/2012/wordml" xmlns:w16cex="http://schemas.microsoft.com/office/word/2018/wordml/cex" xmlns:w16cid="http://schemas.microsoft.com/office/word/2016/wordml/cid" xmlns:w16="http://schemas.microsoft.com/office/word/2018/wordml" xmlns:w16sdtdh="http://schemas.microsoft.com/office/word/2020/wordml/sdtdatahash" xmlns:w16se="http://schemas.microsoft.com/office/word/2015/wordml/symex" xmlns:wpg="http://schemas.microsoft.com/office/word/2010/wordprocessingGroup" xmlns:wpi="http://schemas.microsoft.com/office/word/2010/wordprocessingInk" xmlns:wne="http://schemas.microsoft.com/office/word/2006/wordml" xmlns:wps="http://schemas.microsoft.com/office/word/2010/wordprocessingShape" mc:Ignorable="w14 w15 w16se w16cid w16 w16cex w16sdtdh wp14">
   <w:body>
-    <w:bookmarkStart w:id="52" w:name="X85e62178d080b054d697cfc07987fdd1bb824d8"/>
     <w:p>
       <w:pPr>
         <w:pStyle w:val="Heading1"/>
       </w:pPr>
-      <w:r>
-        <w:t xml:space="preserve">Dokumentasi Aplikasi SIAKAD (CRUD dengan AJAX &amp; Bootstrap)</w:t>
-      </w:r>
-    </w:p>
-    <w:bookmarkStart w:id="20" w:name="pendahuluan"/>
+      <w:bookmarkStart w:id="0" w:name="X85e62178d080b054d697cfc07987fdd1bb824d8"/>
+      <w:r>
+        <w:t>Dokumentasi Aplikasi SIAKAD (CRUD dengan AJAX &amp; Bootstrap)</w:t>
+      </w:r>
+    </w:p>
+    <w:tbl>
+      <w:tblPr>
+        <w:tblpPr w:leftFromText="180" w:rightFromText="180" w:vertAnchor="text" w:horzAnchor="margin" w:tblpXSpec="right" w:tblpY="251"/>
+        <w:tblW w:w="0" w:type="auto"/>
+        <w:tblLook w:val="04A0" w:firstRow="1" w:lastRow="0" w:firstColumn="1" w:lastColumn="0" w:noHBand="0" w:noVBand="1"/>
+      </w:tblPr>
+      <w:tblGrid>
+        <w:gridCol w:w="1476"/>
+        <w:gridCol w:w="6588"/>
+      </w:tblGrid>
+      <w:tr>
+        <w:tc>
+          <w:tcPr>
+            <w:tcW w:w="1476" w:type="dxa"/>
+            <w:shd w:val="clear" w:color="auto" w:fill="auto"/>
+            <w:vAlign w:val="center"/>
+          </w:tcPr>
+          <w:p>
+            <w:pPr>
+              <w:jc w:val="both"/>
+              <w:rPr>
+                <w:rFonts w:ascii="Times New Roman" w:hAnsi="Times New Roman" w:cs="Times New Roman"/>
+                <w:color w:val="0D0D0D" w:themeColor="text1" w:themeTint="F2"/>
+              </w:rPr>
+            </w:pPr>
+            <w:r>
+              <w:rPr>
+                <w:rFonts w:ascii="Times New Roman" w:hAnsi="Times New Roman" w:cs="Times New Roman"/>
+                <w:b/>
+                <w:color w:val="0D0D0D" w:themeColor="text1" w:themeTint="F2"/>
+                <w:sz w:val="20"/>
+              </w:rPr>
+              <w:t>Nama</w:t>
+            </w:r>
+          </w:p>
+        </w:tc>
+        <w:tc>
+          <w:tcPr>
+            <w:tcW w:w="6588" w:type="dxa"/>
+            <w:shd w:val="clear" w:color="auto" w:fill="auto"/>
+            <w:vAlign w:val="center"/>
+          </w:tcPr>
+          <w:p>
+            <w:pPr>
+              <w:jc w:val="both"/>
+              <w:rPr>
+                <w:rFonts w:ascii="Times New Roman" w:hAnsi="Times New Roman" w:cs="Times New Roman"/>
+                <w:color w:val="0D0D0D" w:themeColor="text1" w:themeTint="F2"/>
+              </w:rPr>
+            </w:pPr>
+            <w:r>
+              <w:rPr>
+                <w:rFonts w:ascii="Times New Roman" w:hAnsi="Times New Roman" w:cs="Times New Roman"/>
+                <w:color w:val="0D0D0D" w:themeColor="text1" w:themeTint="F2"/>
+                <w:sz w:val="20"/>
+              </w:rPr>
+              <w:t>: Maulana Royyan Tsubaisa</w:t>
+            </w:r>
+          </w:p>
+        </w:tc>
+      </w:tr>
+      <w:tr>
+        <w:tc>
+          <w:tcPr>
+            <w:tcW w:w="1476" w:type="dxa"/>
+            <w:shd w:val="clear" w:color="auto" w:fill="auto"/>
+            <w:vAlign w:val="center"/>
+          </w:tcPr>
+          <w:p>
+            <w:pPr>
+              <w:jc w:val="both"/>
+              <w:rPr>
+                <w:rFonts w:ascii="Times New Roman" w:hAnsi="Times New Roman" w:cs="Times New Roman"/>
+                <w:color w:val="0D0D0D" w:themeColor="text1" w:themeTint="F2"/>
+              </w:rPr>
+            </w:pPr>
+            <w:r>
+              <w:rPr>
+                <w:rFonts w:ascii="Times New Roman" w:hAnsi="Times New Roman" w:cs="Times New Roman"/>
+                <w:b/>
+                <w:color w:val="0D0D0D" w:themeColor="text1" w:themeTint="F2"/>
+                <w:sz w:val="20"/>
+              </w:rPr>
+              <w:t>NIM</w:t>
+            </w:r>
+          </w:p>
+        </w:tc>
+        <w:tc>
+          <w:tcPr>
+            <w:tcW w:w="6588" w:type="dxa"/>
+            <w:shd w:val="clear" w:color="auto" w:fill="auto"/>
+            <w:vAlign w:val="center"/>
+          </w:tcPr>
+          <w:p>
+            <w:pPr>
+              <w:jc w:val="both"/>
+              <w:rPr>
+                <w:rFonts w:ascii="Times New Roman" w:hAnsi="Times New Roman" w:cs="Times New Roman"/>
+                <w:color w:val="0D0D0D" w:themeColor="text1" w:themeTint="F2"/>
+              </w:rPr>
+            </w:pPr>
+            <w:r>
+              <w:rPr>
+                <w:rFonts w:ascii="Times New Roman" w:hAnsi="Times New Roman" w:cs="Times New Roman"/>
+                <w:color w:val="0D0D0D" w:themeColor="text1" w:themeTint="F2"/>
+                <w:sz w:val="20"/>
+              </w:rPr>
+              <w:t>: 231011450122</w:t>
+            </w:r>
+          </w:p>
+        </w:tc>
+      </w:tr>
+      <w:tr>
+        <w:tc>
+          <w:tcPr>
+            <w:tcW w:w="1476" w:type="dxa"/>
+            <w:shd w:val="clear" w:color="auto" w:fill="auto"/>
+            <w:vAlign w:val="center"/>
+          </w:tcPr>
+          <w:p>
+            <w:pPr>
+              <w:jc w:val="both"/>
+              <w:rPr>
+                <w:rFonts w:ascii="Times New Roman" w:hAnsi="Times New Roman" w:cs="Times New Roman"/>
+                <w:color w:val="0D0D0D" w:themeColor="text1" w:themeTint="F2"/>
+              </w:rPr>
+            </w:pPr>
+            <w:proofErr w:type="spellStart"/>
+            <w:r>
+              <w:rPr>
+                <w:rFonts w:ascii="Times New Roman" w:hAnsi="Times New Roman" w:cs="Times New Roman"/>
+                <w:b/>
+                <w:color w:val="0D0D0D" w:themeColor="text1" w:themeTint="F2"/>
+                <w:sz w:val="20"/>
+              </w:rPr>
+              <w:t>Kelas</w:t>
+            </w:r>
+            <w:proofErr w:type="spellEnd"/>
+          </w:p>
+        </w:tc>
+        <w:tc>
+          <w:tcPr>
+            <w:tcW w:w="6588" w:type="dxa"/>
+            <w:shd w:val="clear" w:color="auto" w:fill="auto"/>
+            <w:vAlign w:val="center"/>
+          </w:tcPr>
+          <w:p>
+            <w:pPr>
+              <w:jc w:val="both"/>
+              <w:rPr>
+                <w:rFonts w:ascii="Times New Roman" w:hAnsi="Times New Roman" w:cs="Times New Roman"/>
+                <w:color w:val="0D0D0D" w:themeColor="text1" w:themeTint="F2"/>
+              </w:rPr>
+            </w:pPr>
+            <w:r>
+              <w:rPr>
+                <w:rFonts w:ascii="Times New Roman" w:hAnsi="Times New Roman" w:cs="Times New Roman"/>
+                <w:color w:val="0D0D0D" w:themeColor="text1" w:themeTint="F2"/>
+                <w:sz w:val="20"/>
+              </w:rPr>
+              <w:t>: 05TPLE005</w:t>
+            </w:r>
+          </w:p>
+        </w:tc>
+      </w:tr>
+      <w:tr>
+        <w:trPr>
+          <w:trHeight w:val="80"/>
+        </w:trPr>
+        <w:tc>
+          <w:tcPr>
+            <w:tcW w:w="1476" w:type="dxa"/>
+            <w:shd w:val="clear" w:color="auto" w:fill="auto"/>
+            <w:vAlign w:val="center"/>
+          </w:tcPr>
+          <w:p>
+            <w:pPr>
+              <w:jc w:val="both"/>
+              <w:rPr>
+                <w:rFonts w:ascii="Times New Roman" w:hAnsi="Times New Roman" w:cs="Times New Roman"/>
+                <w:color w:val="0D0D0D" w:themeColor="text1" w:themeTint="F2"/>
+              </w:rPr>
+            </w:pPr>
+            <w:r>
+              <w:rPr>
+                <w:rFonts w:ascii="Times New Roman" w:hAnsi="Times New Roman" w:cs="Times New Roman"/>
+                <w:b/>
+                <w:color w:val="0D0D0D" w:themeColor="text1" w:themeTint="F2"/>
+                <w:sz w:val="20"/>
+              </w:rPr>
+              <w:t xml:space="preserve">Mata </w:t>
+            </w:r>
+            <w:proofErr w:type="spellStart"/>
+            <w:r>
+              <w:rPr>
+                <w:rFonts w:ascii="Times New Roman" w:hAnsi="Times New Roman" w:cs="Times New Roman"/>
+                <w:b/>
+                <w:color w:val="0D0D0D" w:themeColor="text1" w:themeTint="F2"/>
+                <w:sz w:val="20"/>
+              </w:rPr>
+              <w:t>Kuliah</w:t>
+            </w:r>
+            <w:proofErr w:type="spellEnd"/>
+          </w:p>
+        </w:tc>
+        <w:tc>
+          <w:tcPr>
+            <w:tcW w:w="6588" w:type="dxa"/>
+            <w:shd w:val="clear" w:color="auto" w:fill="auto"/>
+            <w:vAlign w:val="center"/>
+          </w:tcPr>
+          <w:p>
+            <w:pPr>
+              <w:jc w:val="both"/>
+              <w:rPr>
+                <w:rFonts w:ascii="Times New Roman" w:hAnsi="Times New Roman" w:cs="Times New Roman"/>
+                <w:color w:val="0D0D0D" w:themeColor="text1" w:themeTint="F2"/>
+              </w:rPr>
+            </w:pPr>
+            <w:r>
+              <w:rPr>
+                <w:rFonts w:ascii="Times New Roman" w:hAnsi="Times New Roman" w:cs="Times New Roman"/>
+                <w:color w:val="0D0D0D" w:themeColor="text1" w:themeTint="F2"/>
+                <w:sz w:val="20"/>
+              </w:rPr>
+              <w:t xml:space="preserve">: </w:t>
+            </w:r>
+            <w:proofErr w:type="spellStart"/>
+            <w:r>
+              <w:rPr>
+                <w:rFonts w:ascii="Times New Roman" w:hAnsi="Times New Roman" w:cs="Times New Roman"/>
+                <w:color w:val="0D0D0D" w:themeColor="text1" w:themeTint="F2"/>
+                <w:sz w:val="20"/>
+              </w:rPr>
+              <w:t>Pemrograman</w:t>
+            </w:r>
+            <w:proofErr w:type="spellEnd"/>
+            <w:r>
+              <w:rPr>
+                <w:rFonts w:ascii="Times New Roman" w:hAnsi="Times New Roman" w:cs="Times New Roman"/>
+                <w:color w:val="0D0D0D" w:themeColor="text1" w:themeTint="F2"/>
+                <w:sz w:val="20"/>
+              </w:rPr>
+              <w:t xml:space="preserve"> Web 1</w:t>
+            </w:r>
+          </w:p>
+        </w:tc>
+      </w:tr>
+    </w:tbl>
+    <w:p>
+      <w:pPr>
+        <w:pStyle w:val="BodyText"/>
+      </w:pPr>
+    </w:p>
+    <w:p>
+      <w:pPr>
+        <w:pStyle w:val="BodyText"/>
+      </w:pPr>
+    </w:p>
+    <w:p>
+      <w:pPr>
+        <w:pStyle w:val="BodyText"/>
+      </w:pPr>
+    </w:p>
     <w:p>
       <w:pPr>
         <w:pStyle w:val="Heading2"/>
       </w:pPr>
-      <w:r>
-        <w:t xml:space="preserve">1. Pendahuluan</w:t>
+      <w:bookmarkStart w:id="1" w:name="pendahuluan"/>
+      <w:r>
+        <w:t>1. Pendahuluan</w:t>
       </w:r>
     </w:p>
     <w:p>
@@ -25,37 +289,7 @@
         <w:pStyle w:val="FirstParagraph"/>
       </w:pPr>
       <w:r>
-        <w:t xml:space="preserve">Aplikasi ini merupakan sistem informasi akademik (SIAKAD) sederhana yang diimplementasikan menggunakan PHP Native, MySQL, JavaScript (Fetch API), dan Bootstrap 5.</w:t>
-      </w:r>
-      <w:r>
-        <w:t xml:space="preserve"> </w:t>
-      </w:r>
-      <w:r>
-        <w:t xml:space="preserve">Tujuan dari aplikasi ini adalah untuk mengelola data master yang terdiri dari:</w:t>
-      </w:r>
-      <w:r>
-        <w:t xml:space="preserve"> </w:t>
-      </w:r>
-      <w:r>
-        <w:t xml:space="preserve">- Mahasiswa</w:t>
-      </w:r>
-      <w:r>
-        <w:t xml:space="preserve"> </w:t>
-      </w:r>
-      <w:r>
-        <w:t xml:space="preserve">- Dosen</w:t>
-      </w:r>
-      <w:r>
-        <w:t xml:space="preserve"> </w:t>
-      </w:r>
-      <w:r>
-        <w:t xml:space="preserve">- Mata Kuliah</w:t>
-      </w:r>
-      <w:r>
-        <w:t xml:space="preserve"> </w:t>
-      </w:r>
-      <w:r>
-        <w:t xml:space="preserve">- Jadwal Kuliah</w:t>
+        <w:t>Aplikasi ini merupakan sistem informasi akademik (SIAKAD) sederhana yang diimplementasikan menggunakan PHP Native, MySQL, JavaScript (Fetch API), dan Bootstrap 5. Tujuan dari aplikasi ini adalah untuk mengelola data master yang terdiri dari: - Mahasiswa - Dosen - Mata Kuliah - Jadwal Kuliah</w:t>
       </w:r>
     </w:p>
     <w:p>
@@ -63,27 +297,27 @@
         <w:pStyle w:val="BodyText"/>
       </w:pPr>
       <w:r>
-        <w:t xml:space="preserve">Sistem ini bersifat Single Page Application (SPA) parsial per entitas, di mana setiap operasi CRUD (Create, Read, Update, Delete) dilakukan tanpa memuat ulang (</w:t>
+        <w:t>Sistem ini bersifat Single Page Application (SPA) parsial per entitas, di mana setiap operasi CRUD (Create, Read, Update, Delete) dilakukan tanpa memuat ulang (</w:t>
       </w:r>
       <w:r>
         <w:rPr>
           <w:i/>
           <w:iCs/>
         </w:rPr>
-        <w:t xml:space="preserve">reload</w:t>
-      </w:r>
-      <w:r>
-        <w:t xml:space="preserve">) halaman berkat teknologi AJAX.</w:t>
-      </w:r>
-    </w:p>
-    <w:bookmarkEnd w:id="20"/>
-    <w:bookmarkStart w:id="21" w:name="struktur-direktori-dan-file"/>
+        <w:t>reload</w:t>
+      </w:r>
+      <w:r>
+        <w:t>) halaman berkat teknologi AJAX.</w:t>
+      </w:r>
+    </w:p>
     <w:p>
       <w:pPr>
         <w:pStyle w:val="Heading2"/>
       </w:pPr>
-      <w:r>
-        <w:t xml:space="preserve">2. Struktur Direktori dan File</w:t>
+      <w:bookmarkStart w:id="2" w:name="struktur-direktori-dan-file"/>
+      <w:bookmarkEnd w:id="1"/>
+      <w:r>
+        <w:t>2. Struktur Direktori dan File</w:t>
       </w:r>
     </w:p>
     <w:p>
@@ -91,23 +325,17 @@
         <w:pStyle w:val="FirstParagraph"/>
       </w:pPr>
       <w:r>
-        <w:t xml:space="preserve">Proyek ini dibangun dengan pemisahan</w:t>
-      </w:r>
-      <w:r>
-        <w:t xml:space="preserve"> </w:t>
+        <w:t xml:space="preserve">Proyek ini dibangun dengan pemisahan </w:t>
       </w:r>
       <w:r>
         <w:rPr>
           <w:i/>
           <w:iCs/>
         </w:rPr>
-        <w:t xml:space="preserve">concern</w:t>
-      </w:r>
-      <w:r>
-        <w:t xml:space="preserve"> </w:t>
-      </w:r>
-      <w:r>
-        <w:t xml:space="preserve">antara backend (API) dan frontend (UI &amp; State):</w:t>
+        <w:t>concern</w:t>
+      </w:r>
+      <w:r>
+        <w:t xml:space="preserve"> antara backend (API) dan frontend (UI &amp; State):</w:t>
       </w:r>
     </w:p>
     <w:p>
@@ -118,7 +346,7 @@
         <w:rPr>
           <w:rStyle w:val="VerbatimChar"/>
         </w:rPr>
-        <w:t xml:space="preserve">pertemuan 16/</w:t>
+        <w:t>pertemuan 16/</w:t>
       </w:r>
       <w:r>
         <w:br/>
@@ -127,7 +355,7 @@
         <w:rPr>
           <w:rStyle w:val="VerbatimChar"/>
         </w:rPr>
-        <w:t xml:space="preserve">├── database.sql         # Skema struktur database dan relasi antar tabel</w:t>
+        <w:t>├── database.sql         # Skema struktur database dan relasi antar tabel</w:t>
       </w:r>
       <w:r>
         <w:br/>
@@ -136,7 +364,7 @@
         <w:rPr>
           <w:rStyle w:val="VerbatimChar"/>
         </w:rPr>
-        <w:t xml:space="preserve">├── koneksi.php          # Skrip koneksi dari PHP ke server MySQL</w:t>
+        <w:t>├── koneksi.php          # Skrip koneksi dari PHP ke server MySQL</w:t>
       </w:r>
       <w:r>
         <w:br/>
@@ -145,7 +373,7 @@
         <w:rPr>
           <w:rStyle w:val="VerbatimChar"/>
         </w:rPr>
-        <w:t xml:space="preserve">├── login.php            # Antarmuka dan logika validasi login</w:t>
+        <w:t>├── login.php            # Antarmuka dan logika validasi login</w:t>
       </w:r>
       <w:r>
         <w:br/>
@@ -154,7 +382,7 @@
         <w:rPr>
           <w:rStyle w:val="VerbatimChar"/>
         </w:rPr>
-        <w:t xml:space="preserve">├── logout.php           # Logika untuk menghancurkan sesi dan keluar dari sistem</w:t>
+        <w:t>├── logout.php           # Logika untuk menghancurkan sesi dan keluar dari sistem</w:t>
       </w:r>
       <w:r>
         <w:br/>
@@ -163,7 +391,7 @@
         <w:rPr>
           <w:rStyle w:val="VerbatimChar"/>
         </w:rPr>
-        <w:t xml:space="preserve">├── api.php              # RESTful API Backend terpusat untuk semua entitas</w:t>
+        <w:t>├── api.php              # RESTful API Backend terpusat untuk semua entitas</w:t>
       </w:r>
       <w:r>
         <w:br/>
@@ -172,7 +400,7 @@
         <w:rPr>
           <w:rStyle w:val="VerbatimChar"/>
         </w:rPr>
-        <w:t xml:space="preserve">├── navbar.php           # Komponen navigasi umum (Shared UI)</w:t>
+        <w:t>├── navbar.php           # Komponen navigasi umum (Shared UI)</w:t>
       </w:r>
       <w:r>
         <w:br/>
@@ -181,7 +409,7 @@
         <w:rPr>
           <w:rStyle w:val="VerbatimChar"/>
         </w:rPr>
-        <w:t xml:space="preserve">├── index.php            # Antarmuka Dashboard (CRUD Data Mahasiswa)</w:t>
+        <w:t>├── index.php            # Antarmuka Dashboard (CRUD Data Mahasiswa)</w:t>
       </w:r>
       <w:r>
         <w:br/>
@@ -190,7 +418,7 @@
         <w:rPr>
           <w:rStyle w:val="VerbatimChar"/>
         </w:rPr>
-        <w:t xml:space="preserve">├── script_mahasiswa.js  # Skrip AJAX spesifik untuk entitas mahasiswa</w:t>
+        <w:t>├── script_mahasiswa.js  # Skrip AJAX spesifik untuk entitas mahasiswa</w:t>
       </w:r>
       <w:r>
         <w:br/>
@@ -199,7 +427,7 @@
         <w:rPr>
           <w:rStyle w:val="VerbatimChar"/>
         </w:rPr>
-        <w:t xml:space="preserve">├── dosen.php            # Antarmuka CRUD Data Dosen</w:t>
+        <w:t>├── dosen.php            # Antarmuka CRUD Data Dosen</w:t>
       </w:r>
       <w:r>
         <w:br/>
@@ -208,7 +436,7 @@
         <w:rPr>
           <w:rStyle w:val="VerbatimChar"/>
         </w:rPr>
-        <w:t xml:space="preserve">├── script_dosen.js      # Skrip AJAX spesifik untuk entitas dosen</w:t>
+        <w:t>├── script_dosen.js      # Skrip AJAX spesifik untuk entitas dosen</w:t>
       </w:r>
       <w:r>
         <w:br/>
@@ -217,7 +445,7 @@
         <w:rPr>
           <w:rStyle w:val="VerbatimChar"/>
         </w:rPr>
-        <w:t xml:space="preserve">├── matkul.php           # Antarmuka CRUD Data Mata Kuliah</w:t>
+        <w:t>├── matkul.php           # Antarmuka CRUD Data Mata Kuliah</w:t>
       </w:r>
       <w:r>
         <w:br/>
@@ -226,7 +454,7 @@
         <w:rPr>
           <w:rStyle w:val="VerbatimChar"/>
         </w:rPr>
-        <w:t xml:space="preserve">├── script_matkul.js     # Skrip AJAX spesifik untuk entitas mata kuliah</w:t>
+        <w:t>├── script_matkul.js     # Skrip AJAX spesifik untuk entitas mata kuliah</w:t>
       </w:r>
       <w:r>
         <w:br/>
@@ -235,7 +463,7 @@
         <w:rPr>
           <w:rStyle w:val="VerbatimChar"/>
         </w:rPr>
-        <w:t xml:space="preserve">├── jadwal.php           # Antarmuka CRUD Data Jadwal</w:t>
+        <w:t>├── jadwal.php           # Antarmuka CRUD Data Jadwal</w:t>
       </w:r>
       <w:r>
         <w:br/>
@@ -244,26 +472,27 @@
         <w:rPr>
           <w:rStyle w:val="VerbatimChar"/>
         </w:rPr>
-        <w:t xml:space="preserve">└── script_jadwal.js     # Skrip AJAX spesifik untuk entitas jadwal</w:t>
-      </w:r>
-    </w:p>
-    <w:bookmarkEnd w:id="21"/>
-    <w:bookmarkStart w:id="46" w:name="tampilan-aplikasi-screenshot"/>
+        <w:t>└── script_jadwal.js     # Skrip AJAX spesifik untuk entitas jadwal</w:t>
+      </w:r>
+    </w:p>
     <w:p>
       <w:pPr>
         <w:pStyle w:val="Heading2"/>
       </w:pPr>
-      <w:r>
-        <w:t xml:space="preserve">3. Tampilan Aplikasi (Screenshot)</w:t>
-      </w:r>
-    </w:p>
-    <w:bookmarkStart w:id="25" w:name="halaman-login"/>
+      <w:bookmarkStart w:id="3" w:name="tampilan-aplikasi-screenshot"/>
+      <w:bookmarkEnd w:id="2"/>
+      <w:r>
+        <w:lastRenderedPageBreak/>
+        <w:t>3. Tampilan Aplikasi (Screenshot)</w:t>
+      </w:r>
+    </w:p>
     <w:p>
       <w:pPr>
         <w:pStyle w:val="Heading3"/>
       </w:pPr>
-      <w:r>
-        <w:t xml:space="preserve">3.1 Halaman Login</w:t>
+      <w:bookmarkStart w:id="4" w:name="halaman-login"/>
+      <w:r>
+        <w:t>3.1 Halaman Login</w:t>
       </w:r>
     </w:p>
     <w:p>
@@ -271,7 +500,7 @@
         <w:pStyle w:val="FirstParagraph"/>
       </w:pPr>
       <w:r>
-        <w:t xml:space="preserve">Halaman ini merupakan pintu masuk aplikasi. Pengguna harus memasukkan username dan password yang valid. Jika login berhasil, sistem akan membuat session dan mengarahkan ke halaman utama.</w:t>
+        <w:t>Halaman ini merupakan pintu masuk aplikasi. Pengguna harus memasukkan username dan password yang valid. Jika login berhasil, sistem akan membuat session dan mengarahkan ke halaman utama.</w:t>
       </w:r>
     </w:p>
     <w:p>
@@ -279,22 +508,26 @@
         <w:pStyle w:val="CaptionedFigure"/>
       </w:pPr>
       <w:r>
+        <w:rPr>
+          <w:noProof/>
+        </w:rPr>
         <w:drawing>
-          <wp:inline>
+          <wp:inline distT="0" distB="0" distL="0" distR="0" wp14:anchorId="0AB0340F" wp14:editId="24C9DBF2">
             <wp:extent cx="5334000" cy="2602408"/>
-            <wp:effectExtent b="0" l="0" r="0" t="0"/>
-            <wp:docPr descr="Halaman Login" title="" id="23" name="Picture"/>
-            <a:graphic>
+            <wp:effectExtent l="0" t="0" r="0" b="0"/>
+            <wp:docPr id="23" name="Picture" descr="Halaman Login"/>
+            <wp:cNvGraphicFramePr/>
+            <a:graphic xmlns:a="http://schemas.openxmlformats.org/drawingml/2006/main">
               <a:graphicData uri="http://schemas.openxmlformats.org/drawingml/2006/picture">
-                <pic:pic>
+                <pic:pic xmlns:pic="http://schemas.openxmlformats.org/drawingml/2006/picture">
                   <pic:nvPicPr>
-                    <pic:cNvPr descr="screenshots/ss_login.png" id="24" name="Picture"/>
+                    <pic:cNvPr id="24" name="Picture" descr="screenshots/ss_login.png"/>
                     <pic:cNvPicPr>
-                      <a:picLocks noChangeArrowheads="1" noChangeAspect="1"/>
+                      <a:picLocks noChangeAspect="1" noChangeArrowheads="1"/>
                     </pic:cNvPicPr>
                   </pic:nvPicPr>
                   <pic:blipFill>
-                    <a:blip r:embed="rId22"/>
+                    <a:blip r:embed="rId7"/>
                     <a:stretch>
                       <a:fillRect/>
                     </a:stretch>
@@ -326,17 +559,17 @@
         <w:pStyle w:val="ImageCaption"/>
       </w:pPr>
       <w:r>
-        <w:t xml:space="preserve">Halaman Login</w:t>
-      </w:r>
-    </w:p>
-    <w:bookmarkEnd w:id="25"/>
-    <w:bookmarkStart w:id="29" w:name="halaman-mahasiswa-dashboard-utama"/>
+        <w:t>Halaman Login</w:t>
+      </w:r>
+    </w:p>
     <w:p>
       <w:pPr>
         <w:pStyle w:val="Heading3"/>
       </w:pPr>
-      <w:r>
-        <w:t xml:space="preserve">3.2 Halaman Mahasiswa (Dashboard Utama)</w:t>
+      <w:bookmarkStart w:id="5" w:name="halaman-mahasiswa-dashboard-utama"/>
+      <w:bookmarkEnd w:id="4"/>
+      <w:r>
+        <w:t>3.2 Halaman Mahasiswa (Dashboard Utama)</w:t>
       </w:r>
     </w:p>
     <w:p>
@@ -344,7 +577,7 @@
         <w:pStyle w:val="FirstParagraph"/>
       </w:pPr>
       <w:r>
-        <w:t xml:space="preserve">Ini adalah halaman utama (dashboard) setelah login. Menampilkan tabel data mahasiswa dengan tombol Tambah, Edit, dan Hapus di setiap baris.</w:t>
+        <w:t>Ini adalah halaman utama (dashboard) setelah login. Menampilkan tabel data mahasiswa dengan tombol Tambah, Edit, dan Hapus di setiap baris.</w:t>
       </w:r>
     </w:p>
     <w:p>
@@ -352,22 +585,26 @@
         <w:pStyle w:val="CaptionedFigure"/>
       </w:pPr>
       <w:r>
+        <w:rPr>
+          <w:noProof/>
+        </w:rPr>
         <w:drawing>
-          <wp:inline>
+          <wp:inline distT="0" distB="0" distL="0" distR="0" wp14:anchorId="6F07AB1A" wp14:editId="143BFCA2">
             <wp:extent cx="5334000" cy="2602408"/>
-            <wp:effectExtent b="0" l="0" r="0" t="0"/>
-            <wp:docPr descr="Halaman Mahasiswa" title="" id="27" name="Picture"/>
-            <a:graphic>
+            <wp:effectExtent l="0" t="0" r="0" b="0"/>
+            <wp:docPr id="27" name="Picture" descr="Halaman Mahasiswa"/>
+            <wp:cNvGraphicFramePr/>
+            <a:graphic xmlns:a="http://schemas.openxmlformats.org/drawingml/2006/main">
               <a:graphicData uri="http://schemas.openxmlformats.org/drawingml/2006/picture">
-                <pic:pic>
+                <pic:pic xmlns:pic="http://schemas.openxmlformats.org/drawingml/2006/picture">
                   <pic:nvPicPr>
-                    <pic:cNvPr descr="screenshots/ss_mahasiswa.png" id="28" name="Picture"/>
+                    <pic:cNvPr id="28" name="Picture" descr="screenshots/ss_mahasiswa.png"/>
                     <pic:cNvPicPr>
-                      <a:picLocks noChangeArrowheads="1" noChangeAspect="1"/>
+                      <a:picLocks noChangeAspect="1" noChangeArrowheads="1"/>
                     </pic:cNvPicPr>
                   </pic:nvPicPr>
                   <pic:blipFill>
-                    <a:blip r:embed="rId26"/>
+                    <a:blip r:embed="rId8"/>
                     <a:stretch>
                       <a:fillRect/>
                     </a:stretch>
@@ -399,17 +636,18 @@
         <w:pStyle w:val="ImageCaption"/>
       </w:pPr>
       <w:r>
-        <w:t xml:space="preserve">Halaman Mahasiswa</w:t>
-      </w:r>
-    </w:p>
-    <w:bookmarkEnd w:id="29"/>
-    <w:bookmarkStart w:id="33" w:name="modal-form-tambahedit-mahasiswa"/>
+        <w:t>Halaman Mahasiswa</w:t>
+      </w:r>
+    </w:p>
     <w:p>
       <w:pPr>
         <w:pStyle w:val="Heading3"/>
       </w:pPr>
-      <w:r>
-        <w:t xml:space="preserve">3.3 Modal Form Tambah/Edit Mahasiswa</w:t>
+      <w:bookmarkStart w:id="6" w:name="modal-form-tambahedit-mahasiswa"/>
+      <w:bookmarkEnd w:id="5"/>
+      <w:r>
+        <w:lastRenderedPageBreak/>
+        <w:t>3.3 Modal Form Tambah/Edit Mahasiswa</w:t>
       </w:r>
     </w:p>
     <w:p>
@@ -417,7 +655,7 @@
         <w:pStyle w:val="FirstParagraph"/>
       </w:pPr>
       <w:r>
-        <w:t xml:space="preserve">Ketika tombol Tambah Mahasiswa diklik, form muncul dalam sebuah Bootstrap Modal (popup). Data diisi dan dikirim ke server menggunakan AJAX tanpa halaman berpindah.</w:t>
+        <w:t>Ketika tombol Tambah Mahasiswa diklik, form muncul dalam sebuah Bootstrap Modal (popup). Data diisi dan dikirim ke server menggunakan AJAX tanpa halaman berpindah.</w:t>
       </w:r>
     </w:p>
     <w:p>
@@ -425,22 +663,26 @@
         <w:pStyle w:val="CaptionedFigure"/>
       </w:pPr>
       <w:r>
+        <w:rPr>
+          <w:noProof/>
+        </w:rPr>
         <w:drawing>
-          <wp:inline>
+          <wp:inline distT="0" distB="0" distL="0" distR="0" wp14:anchorId="5C5793D0" wp14:editId="26CE7EE9">
             <wp:extent cx="5334000" cy="2602408"/>
-            <wp:effectExtent b="0" l="0" r="0" t="0"/>
-            <wp:docPr descr="Modal Tambah Mahasiswa" title="" id="31" name="Picture"/>
-            <a:graphic>
+            <wp:effectExtent l="0" t="0" r="0" b="0"/>
+            <wp:docPr id="31" name="Picture" descr="Modal Tambah Mahasiswa"/>
+            <wp:cNvGraphicFramePr/>
+            <a:graphic xmlns:a="http://schemas.openxmlformats.org/drawingml/2006/main">
               <a:graphicData uri="http://schemas.openxmlformats.org/drawingml/2006/picture">
-                <pic:pic>
+                <pic:pic xmlns:pic="http://schemas.openxmlformats.org/drawingml/2006/picture">
                   <pic:nvPicPr>
-                    <pic:cNvPr descr="screenshots/ss_modal_mahasiswa.png" id="32" name="Picture"/>
+                    <pic:cNvPr id="32" name="Picture" descr="screenshots/ss_modal_mahasiswa.png"/>
                     <pic:cNvPicPr>
-                      <a:picLocks noChangeArrowheads="1" noChangeAspect="1"/>
+                      <a:picLocks noChangeAspect="1" noChangeArrowheads="1"/>
                     </pic:cNvPicPr>
                   </pic:nvPicPr>
                   <pic:blipFill>
-                    <a:blip r:embed="rId30"/>
+                    <a:blip r:embed="rId9"/>
                     <a:stretch>
                       <a:fillRect/>
                     </a:stretch>
@@ -472,17 +714,17 @@
         <w:pStyle w:val="ImageCaption"/>
       </w:pPr>
       <w:r>
-        <w:t xml:space="preserve">Modal Tambah Mahasiswa</w:t>
-      </w:r>
-    </w:p>
-    <w:bookmarkEnd w:id="33"/>
-    <w:bookmarkStart w:id="37" w:name="halaman-dosen"/>
+        <w:t>Modal Tambah Mahasiswa</w:t>
+      </w:r>
+    </w:p>
     <w:p>
       <w:pPr>
         <w:pStyle w:val="Heading3"/>
       </w:pPr>
-      <w:r>
-        <w:t xml:space="preserve">3.4 Halaman Dosen</w:t>
+      <w:bookmarkStart w:id="7" w:name="halaman-dosen"/>
+      <w:bookmarkEnd w:id="6"/>
+      <w:r>
+        <w:t>3.4 Halaman Dosen</w:t>
       </w:r>
     </w:p>
     <w:p>
@@ -490,7 +732,7 @@
         <w:pStyle w:val="FirstParagraph"/>
       </w:pPr>
       <w:r>
-        <w:t xml:space="preserve">Mengelola data dosen yang ada, termasuk nama dan alamat. Data bisa ditambah, diedit, atau dihapus secara real-time.</w:t>
+        <w:t>Mengelola data dosen yang ada, termasuk nama dan alamat. Data bisa ditambah, diedit, atau dihapus secara real-time.</w:t>
       </w:r>
     </w:p>
     <w:p>
@@ -498,22 +740,26 @@
         <w:pStyle w:val="CaptionedFigure"/>
       </w:pPr>
       <w:r>
+        <w:rPr>
+          <w:noProof/>
+        </w:rPr>
         <w:drawing>
-          <wp:inline>
+          <wp:inline distT="0" distB="0" distL="0" distR="0" wp14:anchorId="5AE77D25" wp14:editId="7DB8DFBC">
             <wp:extent cx="5334000" cy="2602408"/>
-            <wp:effectExtent b="0" l="0" r="0" t="0"/>
-            <wp:docPr descr="Halaman Dosen" title="" id="35" name="Picture"/>
-            <a:graphic>
+            <wp:effectExtent l="0" t="0" r="0" b="0"/>
+            <wp:docPr id="35" name="Picture" descr="Halaman Dosen"/>
+            <wp:cNvGraphicFramePr/>
+            <a:graphic xmlns:a="http://schemas.openxmlformats.org/drawingml/2006/main">
               <a:graphicData uri="http://schemas.openxmlformats.org/drawingml/2006/picture">
-                <pic:pic>
+                <pic:pic xmlns:pic="http://schemas.openxmlformats.org/drawingml/2006/picture">
                   <pic:nvPicPr>
-                    <pic:cNvPr descr="screenshots/ss_dosen.png" id="36" name="Picture"/>
+                    <pic:cNvPr id="36" name="Picture" descr="screenshots/ss_dosen.png"/>
                     <pic:cNvPicPr>
-                      <a:picLocks noChangeArrowheads="1" noChangeAspect="1"/>
+                      <a:picLocks noChangeAspect="1" noChangeArrowheads="1"/>
                     </pic:cNvPicPr>
                   </pic:nvPicPr>
                   <pic:blipFill>
-                    <a:blip r:embed="rId34"/>
+                    <a:blip r:embed="rId10"/>
                     <a:stretch>
                       <a:fillRect/>
                     </a:stretch>
@@ -545,17 +791,17 @@
         <w:pStyle w:val="ImageCaption"/>
       </w:pPr>
       <w:r>
-        <w:t xml:space="preserve">Halaman Dosen</w:t>
-      </w:r>
-    </w:p>
-    <w:bookmarkEnd w:id="37"/>
-    <w:bookmarkStart w:id="41" w:name="halaman-mata-kuliah"/>
+        <w:t>Halaman Dosen</w:t>
+      </w:r>
+    </w:p>
     <w:p>
       <w:pPr>
         <w:pStyle w:val="Heading3"/>
       </w:pPr>
-      <w:r>
-        <w:t xml:space="preserve">3.5 Halaman Mata Kuliah</w:t>
+      <w:bookmarkStart w:id="8" w:name="halaman-mata-kuliah"/>
+      <w:bookmarkEnd w:id="7"/>
+      <w:r>
+        <w:t>3.5 Halaman Mata Kuliah</w:t>
       </w:r>
     </w:p>
     <w:p>
@@ -563,7 +809,7 @@
         <w:pStyle w:val="FirstParagraph"/>
       </w:pPr>
       <w:r>
-        <w:t xml:space="preserve">Manajemen data mata kuliah beserta jumlah SKS-nya.</w:t>
+        <w:t>Manajemen data mata kuliah beserta jumlah SKS-nya.</w:t>
       </w:r>
     </w:p>
     <w:p>
@@ -571,22 +817,27 @@
         <w:pStyle w:val="CaptionedFigure"/>
       </w:pPr>
       <w:r>
+        <w:rPr>
+          <w:noProof/>
+        </w:rPr>
+        <w:lastRenderedPageBreak/>
         <w:drawing>
-          <wp:inline>
+          <wp:inline distT="0" distB="0" distL="0" distR="0" wp14:anchorId="386C33B2" wp14:editId="2A080C02">
             <wp:extent cx="5334000" cy="2602408"/>
-            <wp:effectExtent b="0" l="0" r="0" t="0"/>
-            <wp:docPr descr="Halaman Mata Kuliah" title="" id="39" name="Picture"/>
-            <a:graphic>
+            <wp:effectExtent l="0" t="0" r="0" b="0"/>
+            <wp:docPr id="39" name="Picture" descr="Halaman Mata Kuliah"/>
+            <wp:cNvGraphicFramePr/>
+            <a:graphic xmlns:a="http://schemas.openxmlformats.org/drawingml/2006/main">
               <a:graphicData uri="http://schemas.openxmlformats.org/drawingml/2006/picture">
-                <pic:pic>
+                <pic:pic xmlns:pic="http://schemas.openxmlformats.org/drawingml/2006/picture">
                   <pic:nvPicPr>
-                    <pic:cNvPr descr="screenshots/ss_matkul.png" id="40" name="Picture"/>
+                    <pic:cNvPr id="40" name="Picture" descr="screenshots/ss_matkul.png"/>
                     <pic:cNvPicPr>
-                      <a:picLocks noChangeArrowheads="1" noChangeAspect="1"/>
+                      <a:picLocks noChangeAspect="1" noChangeArrowheads="1"/>
                     </pic:cNvPicPr>
                   </pic:nvPicPr>
                   <pic:blipFill>
-                    <a:blip r:embed="rId38"/>
+                    <a:blip r:embed="rId11"/>
                     <a:stretch>
                       <a:fillRect/>
                     </a:stretch>
@@ -618,17 +869,17 @@
         <w:pStyle w:val="ImageCaption"/>
       </w:pPr>
       <w:r>
-        <w:t xml:space="preserve">Halaman Mata Kuliah</w:t>
-      </w:r>
-    </w:p>
-    <w:bookmarkEnd w:id="41"/>
-    <w:bookmarkStart w:id="45" w:name="halaman-jadwal-kuliah"/>
+        <w:t>Halaman Mata Kuliah</w:t>
+      </w:r>
+    </w:p>
     <w:p>
       <w:pPr>
         <w:pStyle w:val="Heading3"/>
       </w:pPr>
-      <w:r>
-        <w:t xml:space="preserve">3.6 Halaman Jadwal Kuliah</w:t>
+      <w:bookmarkStart w:id="9" w:name="halaman-jadwal-kuliah"/>
+      <w:bookmarkEnd w:id="8"/>
+      <w:r>
+        <w:t>3.6 Halaman Jadwal Kuliah</w:t>
       </w:r>
     </w:p>
     <w:p>
@@ -636,7 +887,7 @@
         <w:pStyle w:val="FirstParagraph"/>
       </w:pPr>
       <w:r>
-        <w:t xml:space="preserve">Halaman paling kompleks karena menghubungkan data Dosen dan Mata Kuliah menggunakan relasi database (FOREIGN KEY) dan LEFT JOIN SQL.</w:t>
+        <w:t>Halaman paling kompleks karena menghubungkan data Dosen dan Mata Kuliah menggunakan relasi database (FOREIGN KEY) dan LEFT JOIN SQL.</w:t>
       </w:r>
     </w:p>
     <w:p>
@@ -644,22 +895,26 @@
         <w:pStyle w:val="CaptionedFigure"/>
       </w:pPr>
       <w:r>
+        <w:rPr>
+          <w:noProof/>
+        </w:rPr>
         <w:drawing>
-          <wp:inline>
+          <wp:inline distT="0" distB="0" distL="0" distR="0" wp14:anchorId="11C16220" wp14:editId="42DE1E59">
             <wp:extent cx="5334000" cy="2602408"/>
-            <wp:effectExtent b="0" l="0" r="0" t="0"/>
-            <wp:docPr descr="Halaman Jadwal" title="" id="43" name="Picture"/>
-            <a:graphic>
+            <wp:effectExtent l="0" t="0" r="0" b="0"/>
+            <wp:docPr id="43" name="Picture" descr="Halaman Jadwal"/>
+            <wp:cNvGraphicFramePr/>
+            <a:graphic xmlns:a="http://schemas.openxmlformats.org/drawingml/2006/main">
               <a:graphicData uri="http://schemas.openxmlformats.org/drawingml/2006/picture">
-                <pic:pic>
+                <pic:pic xmlns:pic="http://schemas.openxmlformats.org/drawingml/2006/picture">
                   <pic:nvPicPr>
-                    <pic:cNvPr descr="screenshots/ss_jadwal.png" id="44" name="Picture"/>
+                    <pic:cNvPr id="44" name="Picture" descr="screenshots/ss_jadwal.png"/>
                     <pic:cNvPicPr>
-                      <a:picLocks noChangeArrowheads="1" noChangeAspect="1"/>
+                      <a:picLocks noChangeAspect="1" noChangeArrowheads="1"/>
                     </pic:cNvPicPr>
                   </pic:nvPicPr>
                   <pic:blipFill>
-                    <a:blip r:embed="rId42"/>
+                    <a:blip r:embed="rId12"/>
                     <a:stretch>
                       <a:fillRect/>
                     </a:stretch>
@@ -691,36 +946,36 @@
         <w:pStyle w:val="ImageCaption"/>
       </w:pPr>
       <w:r>
-        <w:t xml:space="preserve">Halaman Jadwal</w:t>
-      </w:r>
-    </w:p>
-    <w:bookmarkEnd w:id="45"/>
-    <w:bookmarkEnd w:id="46"/>
-    <w:bookmarkStart w:id="50" w:name="penjelasan-logika-kode-utama"/>
+        <w:t>Halaman Jadwal</w:t>
+      </w:r>
+    </w:p>
     <w:p>
       <w:pPr>
         <w:pStyle w:val="Heading2"/>
       </w:pPr>
-      <w:r>
-        <w:t xml:space="preserve">4. Penjelasan Logika Kode Utama</w:t>
-      </w:r>
-    </w:p>
-    <w:bookmarkStart w:id="47" w:name="backend-terpusat-api.php"/>
+      <w:bookmarkStart w:id="10" w:name="penjelasan-logika-kode-utama"/>
+      <w:bookmarkEnd w:id="3"/>
+      <w:bookmarkEnd w:id="9"/>
+      <w:r>
+        <w:t>4. Penjelasan Logika Kode Utama</w:t>
+      </w:r>
+    </w:p>
     <w:p>
       <w:pPr>
         <w:pStyle w:val="Heading3"/>
       </w:pPr>
-      <w:r>
-        <w:t xml:space="preserve">4.1 Backend Terpusat (</w:t>
+      <w:bookmarkStart w:id="11" w:name="backend-terpusat-api.php"/>
+      <w:r>
+        <w:t>4.1 Backend Terpusat (</w:t>
       </w:r>
       <w:r>
         <w:rPr>
           <w:rStyle w:val="VerbatimChar"/>
         </w:rPr>
-        <w:t xml:space="preserve">api.php</w:t>
-      </w:r>
-      <w:r>
-        <w:t xml:space="preserve">)</w:t>
+        <w:t>api.php</w:t>
+      </w:r>
+      <w:r>
+        <w:t>)</w:t>
       </w:r>
     </w:p>
     <w:p>
@@ -728,54 +983,36 @@
         <w:pStyle w:val="FirstParagraph"/>
       </w:pPr>
       <w:r>
-        <w:t xml:space="preserve">Sistem menggunakan satu file</w:t>
-      </w:r>
-      <w:r>
-        <w:t xml:space="preserve"> </w:t>
+        <w:t xml:space="preserve">Sistem menggunakan satu file </w:t>
       </w:r>
       <w:r>
         <w:rPr>
           <w:rStyle w:val="VerbatimChar"/>
         </w:rPr>
-        <w:t xml:space="preserve">api.php</w:t>
-      </w:r>
-      <w:r>
-        <w:t xml:space="preserve"> </w:t>
-      </w:r>
-      <w:r>
-        <w:t xml:space="preserve">sebagai</w:t>
-      </w:r>
-      <w:r>
-        <w:t xml:space="preserve"> </w:t>
+        <w:t>api.php</w:t>
+      </w:r>
+      <w:r>
+        <w:t xml:space="preserve"> sebagai </w:t>
       </w:r>
       <w:r>
         <w:rPr>
           <w:i/>
           <w:iCs/>
         </w:rPr>
-        <w:t xml:space="preserve">controller</w:t>
-      </w:r>
-      <w:r>
-        <w:t xml:space="preserve"> </w:t>
-      </w:r>
-      <w:r>
-        <w:t xml:space="preserve">utama yang menerima</w:t>
-      </w:r>
-      <w:r>
-        <w:t xml:space="preserve"> </w:t>
+        <w:t>controller</w:t>
+      </w:r>
+      <w:r>
+        <w:t xml:space="preserve"> utama yang menerima </w:t>
       </w:r>
       <w:r>
         <w:rPr>
           <w:i/>
           <w:iCs/>
         </w:rPr>
-        <w:t xml:space="preserve">request</w:t>
-      </w:r>
-      <w:r>
-        <w:t xml:space="preserve"> </w:t>
-      </w:r>
-      <w:r>
-        <w:t xml:space="preserve">AJAX dari seluruh halaman frontend. Konsep ini membuat kode backend sangat terpusat (DRY - Don’t Repeat Yourself).</w:t>
+        <w:t>request</w:t>
+      </w:r>
+      <w:r>
+        <w:t xml:space="preserve"> AJAX dari seluruh halaman frontend. Konsep ini membuat kode backend sangat terpusat (DRY - Don’t Repeat Yourself).</w:t>
       </w:r>
     </w:p>
     <w:p>
@@ -786,139 +1023,101 @@
         <w:rPr>
           <w:rStyle w:val="VerbatimChar"/>
         </w:rPr>
-        <w:t xml:space="preserve">api.php</w:t>
-      </w:r>
-      <w:r>
-        <w:t xml:space="preserve"> </w:t>
-      </w:r>
-      <w:r>
-        <w:t xml:space="preserve">dikendalikan melalui parameter</w:t>
-      </w:r>
-      <w:r>
-        <w:t xml:space="preserve"> </w:t>
+        <w:lastRenderedPageBreak/>
+        <w:t>api.php</w:t>
+      </w:r>
+      <w:r>
+        <w:t xml:space="preserve"> dikendalikan melalui parameter </w:t>
       </w:r>
       <w:r>
         <w:rPr>
           <w:rStyle w:val="VerbatimChar"/>
         </w:rPr>
-        <w:t xml:space="preserve">$_GET['action']</w:t>
-      </w:r>
-      <w:r>
-        <w:t xml:space="preserve"> </w:t>
-      </w:r>
-      <w:r>
-        <w:t xml:space="preserve">(seperti</w:t>
-      </w:r>
-      <w:r>
-        <w:t xml:space="preserve"> </w:t>
+        <w:t>$_GET['action']</w:t>
+      </w:r>
+      <w:r>
+        <w:t xml:space="preserve"> (seperti </w:t>
       </w:r>
       <w:r>
         <w:rPr>
           <w:rStyle w:val="VerbatimChar"/>
         </w:rPr>
-        <w:t xml:space="preserve">list</w:t>
-      </w:r>
-      <w:r>
-        <w:t xml:space="preserve">,</w:t>
-      </w:r>
-      <w:r>
-        <w:t xml:space="preserve"> </w:t>
+        <w:t>list</w:t>
+      </w:r>
+      <w:r>
+        <w:t xml:space="preserve">, </w:t>
       </w:r>
       <w:r>
         <w:rPr>
           <w:rStyle w:val="VerbatimChar"/>
         </w:rPr>
-        <w:t xml:space="preserve">get_single</w:t>
-      </w:r>
-      <w:r>
-        <w:t xml:space="preserve">,</w:t>
-      </w:r>
-      <w:r>
-        <w:t xml:space="preserve"> </w:t>
+        <w:t>get_single</w:t>
+      </w:r>
+      <w:r>
+        <w:t xml:space="preserve">, </w:t>
       </w:r>
       <w:r>
         <w:rPr>
           <w:rStyle w:val="VerbatimChar"/>
         </w:rPr>
-        <w:t xml:space="preserve">save</w:t>
-      </w:r>
-      <w:r>
-        <w:t xml:space="preserve">,</w:t>
-      </w:r>
-      <w:r>
-        <w:t xml:space="preserve"> </w:t>
+        <w:t>save</w:t>
+      </w:r>
+      <w:r>
+        <w:t xml:space="preserve">, </w:t>
       </w:r>
       <w:r>
         <w:rPr>
           <w:rStyle w:val="VerbatimChar"/>
         </w:rPr>
-        <w:t xml:space="preserve">delete</w:t>
-      </w:r>
-      <w:r>
-        <w:t xml:space="preserve">) dan parameter</w:t>
-      </w:r>
-      <w:r>
-        <w:t xml:space="preserve"> </w:t>
+        <w:t>delete</w:t>
+      </w:r>
+      <w:r>
+        <w:t xml:space="preserve">) dan parameter </w:t>
       </w:r>
       <w:r>
         <w:rPr>
           <w:rStyle w:val="VerbatimChar"/>
         </w:rPr>
-        <w:t xml:space="preserve">$_GET['entity']</w:t>
-      </w:r>
-      <w:r>
-        <w:t xml:space="preserve"> </w:t>
-      </w:r>
-      <w:r>
-        <w:t xml:space="preserve">(seperti</w:t>
-      </w:r>
-      <w:r>
-        <w:t xml:space="preserve"> </w:t>
+        <w:t>$_GET['entity']</w:t>
+      </w:r>
+      <w:r>
+        <w:t xml:space="preserve"> (seperti </w:t>
       </w:r>
       <w:r>
         <w:rPr>
           <w:rStyle w:val="VerbatimChar"/>
         </w:rPr>
-        <w:t xml:space="preserve">mahasiswa</w:t>
-      </w:r>
-      <w:r>
-        <w:t xml:space="preserve">,</w:t>
-      </w:r>
-      <w:r>
-        <w:t xml:space="preserve"> </w:t>
+        <w:t>mahasiswa</w:t>
+      </w:r>
+      <w:r>
+        <w:t xml:space="preserve">, </w:t>
       </w:r>
       <w:r>
         <w:rPr>
           <w:rStyle w:val="VerbatimChar"/>
         </w:rPr>
-        <w:t xml:space="preserve">dosen</w:t>
-      </w:r>
-      <w:r>
-        <w:t xml:space="preserve">,</w:t>
-      </w:r>
-      <w:r>
-        <w:t xml:space="preserve"> </w:t>
+        <w:t>dosen</w:t>
+      </w:r>
+      <w:r>
+        <w:t xml:space="preserve">, </w:t>
       </w:r>
       <w:r>
         <w:rPr>
           <w:rStyle w:val="VerbatimChar"/>
         </w:rPr>
-        <w:t xml:space="preserve">matkul</w:t>
-      </w:r>
-      <w:r>
-        <w:t xml:space="preserve">,</w:t>
-      </w:r>
-      <w:r>
-        <w:t xml:space="preserve"> </w:t>
+        <w:t>matkul</w:t>
+      </w:r>
+      <w:r>
+        <w:t xml:space="preserve">, </w:t>
       </w:r>
       <w:r>
         <w:rPr>
           <w:rStyle w:val="VerbatimChar"/>
         </w:rPr>
-        <w:t xml:space="preserve">jadwal</w:t>
-      </w:r>
-      <w:r>
-        <w:t xml:space="preserve">).</w:t>
+        <w:t>jadwal</w:t>
+      </w:r>
+      <w:r>
+        <w:t>).</w:t>
       </w:r>
     </w:p>
     <w:p>
@@ -930,14 +1129,7 @@
           <w:b/>
           <w:bCs/>
         </w:rPr>
-        <w:t xml:space="preserve">Contoh snippet penanganan relasi pada Jadwal di</w:t>
-      </w:r>
-      <w:r>
-        <w:rPr>
-          <w:b/>
-          <w:bCs/>
-        </w:rPr>
-        <w:t xml:space="preserve"> </w:t>
+        <w:t xml:space="preserve">Contoh snippet penanganan relasi pada Jadwal di </w:t>
       </w:r>
       <w:r>
         <w:rPr>
@@ -945,10 +1137,10 @@
           <w:b/>
           <w:bCs/>
         </w:rPr>
-        <w:t xml:space="preserve">api.php</w:t>
-      </w:r>
-      <w:r>
-        <w:t xml:space="preserve">:</w:t>
+        <w:t>api.php</w:t>
+      </w:r>
+      <w:r>
+        <w:t>:</w:t>
       </w:r>
     </w:p>
     <w:p>
@@ -959,7 +1151,7 @@
         <w:rPr>
           <w:rStyle w:val="ControlFlowTok"/>
         </w:rPr>
-        <w:t xml:space="preserve">if</w:t>
+        <w:t>if</w:t>
       </w:r>
       <w:r>
         <w:rPr>
@@ -971,7 +1163,7 @@
         <w:rPr>
           <w:rStyle w:val="VariableTok"/>
         </w:rPr>
-        <w:t xml:space="preserve">$action</w:t>
+        <w:t>$action</w:t>
       </w:r>
       <w:r>
         <w:rPr>
@@ -983,7 +1175,7 @@
         <w:rPr>
           <w:rStyle w:val="OperatorTok"/>
         </w:rPr>
-        <w:t xml:space="preserve">==</w:t>
+        <w:t>==</w:t>
       </w:r>
       <w:r>
         <w:rPr>
@@ -995,13 +1187,13 @@
         <w:rPr>
           <w:rStyle w:val="StringTok"/>
         </w:rPr>
-        <w:t xml:space="preserve">'list'</w:t>
-      </w:r>
-      <w:r>
-        <w:rPr>
-          <w:rStyle w:val="NormalTok"/>
-        </w:rPr>
-        <w:t xml:space="preserve">) {</w:t>
+        <w:t>'list'</w:t>
+      </w:r>
+      <w:r>
+        <w:rPr>
+          <w:rStyle w:val="NormalTok"/>
+        </w:rPr>
+        <w:t>) {</w:t>
       </w:r>
       <w:r>
         <w:br/>
@@ -1016,7 +1208,7 @@
         <w:rPr>
           <w:rStyle w:val="ControlFlowTok"/>
         </w:rPr>
-        <w:t xml:space="preserve">if</w:t>
+        <w:t>if</w:t>
       </w:r>
       <w:r>
         <w:rPr>
@@ -1028,7 +1220,7 @@
         <w:rPr>
           <w:rStyle w:val="VariableTok"/>
         </w:rPr>
-        <w:t xml:space="preserve">$entity</w:t>
+        <w:t>$entity</w:t>
       </w:r>
       <w:r>
         <w:rPr>
@@ -1040,7 +1232,7 @@
         <w:rPr>
           <w:rStyle w:val="OperatorTok"/>
         </w:rPr>
-        <w:t xml:space="preserve">==</w:t>
+        <w:t>==</w:t>
       </w:r>
       <w:r>
         <w:rPr>
@@ -1052,13 +1244,13 @@
         <w:rPr>
           <w:rStyle w:val="StringTok"/>
         </w:rPr>
-        <w:t xml:space="preserve">'jadwal'</w:t>
-      </w:r>
-      <w:r>
-        <w:rPr>
-          <w:rStyle w:val="NormalTok"/>
-        </w:rPr>
-        <w:t xml:space="preserve">) {</w:t>
+        <w:t>'jadwal'</w:t>
+      </w:r>
+      <w:r>
+        <w:rPr>
+          <w:rStyle w:val="NormalTok"/>
+        </w:rPr>
+        <w:t>) {</w:t>
       </w:r>
       <w:r>
         <w:br/>
@@ -1088,7 +1280,7 @@
         <w:rPr>
           <w:rStyle w:val="CommentTok"/>
         </w:rPr>
-        <w:t xml:space="preserve">// dari foreign key yang tersimpan (id_dosen, id_matkul)</w:t>
+        <w:t>// dari foreign key yang tersimpan (id_dosen, id_matkul)</w:t>
       </w:r>
       <w:r>
         <w:br/>
@@ -1103,7 +1295,7 @@
         <w:rPr>
           <w:rStyle w:val="VariableTok"/>
         </w:rPr>
-        <w:t xml:space="preserve">$query</w:t>
+        <w:t>$query</w:t>
       </w:r>
       <w:r>
         <w:rPr>
@@ -1115,7 +1307,7 @@
         <w:rPr>
           <w:rStyle w:val="OperatorTok"/>
         </w:rPr>
-        <w:t xml:space="preserve">=</w:t>
+        <w:t>=</w:t>
       </w:r>
       <w:r>
         <w:rPr>
@@ -1127,25 +1319,25 @@
         <w:rPr>
           <w:rStyle w:val="FunctionTok"/>
         </w:rPr>
-        <w:t xml:space="preserve">mysqli_query</w:t>
-      </w:r>
-      <w:r>
-        <w:rPr>
-          <w:rStyle w:val="NormalTok"/>
-        </w:rPr>
-        <w:t xml:space="preserve">(</w:t>
+        <w:t>mysqli_query</w:t>
+      </w:r>
+      <w:r>
+        <w:rPr>
+          <w:rStyle w:val="NormalTok"/>
+        </w:rPr>
+        <w:t>(</w:t>
       </w:r>
       <w:r>
         <w:rPr>
           <w:rStyle w:val="VariableTok"/>
         </w:rPr>
-        <w:t xml:space="preserve">$conn</w:t>
+        <w:t>$conn</w:t>
       </w:r>
       <w:r>
         <w:rPr>
           <w:rStyle w:val="OtherTok"/>
         </w:rPr>
-        <w:t xml:space="preserve">,</w:t>
+        <w:t>,</w:t>
       </w:r>
       <w:r>
         <w:rPr>
@@ -1157,19 +1349,19 @@
         <w:rPr>
           <w:rStyle w:val="StringTok"/>
         </w:rPr>
-        <w:t xml:space="preserve">"SELECT jadwal.*, dosen.nama as nama_dosen, matkul.matkul as nama_matkul FROM jadwal LEFT JOIN dosen ON jadwal.id_dosen = dosen.id LEFT JOIN matkul ON jadwal.id_matkul = matkul.id ORDER BY jadwal.id DESC"</w:t>
-      </w:r>
-      <w:r>
-        <w:rPr>
-          <w:rStyle w:val="NormalTok"/>
-        </w:rPr>
-        <w:t xml:space="preserve">)</w:t>
+        <w:t>"SELECT jadwal.*, dosen.nama as nama_dosen, matkul.matkul as nama_matkul FROM jadwal LEFT JOIN dosen ON jadwal.id_dosen = dosen.id LEFT JOIN matkul ON jadwal.id_matkul = matkul.id ORDER BY jadwal.id DESC"</w:t>
+      </w:r>
+      <w:r>
+        <w:rPr>
+          <w:rStyle w:val="NormalTok"/>
+        </w:rPr>
+        <w:t>)</w:t>
       </w:r>
       <w:r>
         <w:rPr>
           <w:rStyle w:val="OtherTok"/>
         </w:rPr>
-        <w:t xml:space="preserve">;</w:t>
+        <w:t>;</w:t>
       </w:r>
       <w:r>
         <w:br/>
@@ -1184,7 +1376,7 @@
         <w:rPr>
           <w:rStyle w:val="ControlFlowTok"/>
         </w:rPr>
-        <w:t xml:space="preserve">else</w:t>
+        <w:t>else</w:t>
       </w:r>
       <w:r>
         <w:rPr>
@@ -1205,7 +1397,7 @@
         <w:rPr>
           <w:rStyle w:val="VariableTok"/>
         </w:rPr>
-        <w:t xml:space="preserve">$query</w:t>
+        <w:t>$query</w:t>
       </w:r>
       <w:r>
         <w:rPr>
@@ -1217,7 +1409,7 @@
         <w:rPr>
           <w:rStyle w:val="OperatorTok"/>
         </w:rPr>
-        <w:t xml:space="preserve">=</w:t>
+        <w:t>=</w:t>
       </w:r>
       <w:r>
         <w:rPr>
@@ -1229,25 +1421,25 @@
         <w:rPr>
           <w:rStyle w:val="FunctionTok"/>
         </w:rPr>
-        <w:t xml:space="preserve">mysqli_query</w:t>
-      </w:r>
-      <w:r>
-        <w:rPr>
-          <w:rStyle w:val="NormalTok"/>
-        </w:rPr>
-        <w:t xml:space="preserve">(</w:t>
+        <w:t>mysqli_query</w:t>
+      </w:r>
+      <w:r>
+        <w:rPr>
+          <w:rStyle w:val="NormalTok"/>
+        </w:rPr>
+        <w:t>(</w:t>
       </w:r>
       <w:r>
         <w:rPr>
           <w:rStyle w:val="VariableTok"/>
         </w:rPr>
-        <w:t xml:space="preserve">$conn</w:t>
+        <w:t>$conn</w:t>
       </w:r>
       <w:r>
         <w:rPr>
           <w:rStyle w:val="OtherTok"/>
         </w:rPr>
-        <w:t xml:space="preserve">,</w:t>
+        <w:t>,</w:t>
       </w:r>
       <w:r>
         <w:rPr>
@@ -1265,7 +1457,7 @@
         <w:rPr>
           <w:rStyle w:val="VariableTok"/>
         </w:rPr>
-        <w:t xml:space="preserve">$entity</w:t>
+        <w:t>$entity</w:t>
       </w:r>
       <w:r>
         <w:rPr>
@@ -1277,13 +1469,13 @@
         <w:rPr>
           <w:rStyle w:val="NormalTok"/>
         </w:rPr>
-        <w:t xml:space="preserve">)</w:t>
+        <w:t>)</w:t>
       </w:r>
       <w:r>
         <w:rPr>
           <w:rStyle w:val="OtherTok"/>
         </w:rPr>
-        <w:t xml:space="preserve">;</w:t>
+        <w:t>;</w:t>
       </w:r>
       <w:r>
         <w:br/>
@@ -1307,7 +1499,7 @@
         <w:rPr>
           <w:rStyle w:val="CommentTok"/>
         </w:rPr>
-        <w:t xml:space="preserve">// ... encode response ke format JSON</w:t>
+        <w:t>// ... encode response ke format JSON</w:t>
       </w:r>
       <w:r>
         <w:br/>
@@ -1316,17 +1508,17 @@
         <w:rPr>
           <w:rStyle w:val="NormalTok"/>
         </w:rPr>
-        <w:t xml:space="preserve">}</w:t>
-      </w:r>
-    </w:p>
-    <w:bookmarkEnd w:id="47"/>
-    <w:bookmarkStart w:id="48" w:name="frontend-dinamis-dengan-bootstrap-modal"/>
+        <w:t>}</w:t>
+      </w:r>
+    </w:p>
     <w:p>
       <w:pPr>
         <w:pStyle w:val="Heading3"/>
       </w:pPr>
-      <w:r>
-        <w:t xml:space="preserve">4.2 Frontend Dinamis dengan Bootstrap Modal</w:t>
+      <w:bookmarkStart w:id="12" w:name="frontend-dinamis-dengan-bootstrap-modal"/>
+      <w:bookmarkEnd w:id="11"/>
+      <w:r>
+        <w:t>4.2 Frontend Dinamis dengan Bootstrap Modal</w:t>
       </w:r>
     </w:p>
     <w:p>
@@ -1334,65 +1526,26 @@
         <w:pStyle w:val="FirstParagraph"/>
       </w:pPr>
       <w:r>
-        <w:t xml:space="preserve">Pada setiap antarmuka (contoh</w:t>
-      </w:r>
-      <w:r>
-        <w:t xml:space="preserve"> </w:t>
+        <w:t xml:space="preserve">Pada setiap antarmuka (contoh </w:t>
       </w:r>
       <w:r>
         <w:rPr>
           <w:rStyle w:val="VerbatimChar"/>
         </w:rPr>
-        <w:t xml:space="preserve">dosen.php</w:t>
-      </w:r>
-      <w:r>
-        <w:t xml:space="preserve">), digunakan form di dalam</w:t>
-      </w:r>
-      <w:r>
-        <w:t xml:space="preserve"> </w:t>
+        <w:t>dosen.php</w:t>
+      </w:r>
+      <w:r>
+        <w:t xml:space="preserve">), digunakan form di dalam </w:t>
       </w:r>
       <w:r>
         <w:rPr>
           <w:b/>
           <w:bCs/>
         </w:rPr>
-        <w:t xml:space="preserve">Bootstrap Modal</w:t>
-      </w:r>
-      <w:r>
-        <w:t xml:space="preserve">. Halaman tidak akan berpindah ketika pengguna mengklik</w:t>
-      </w:r>
-      <w:r>
-        <w:t xml:space="preserve"> </w:t>
-      </w:r>
-      <w:r>
-        <w:t xml:space="preserve">“</w:t>
-      </w:r>
-      <w:r>
-        <w:t xml:space="preserve">Tambah</w:t>
-      </w:r>
-      <w:r>
-        <w:t xml:space="preserve">”</w:t>
-      </w:r>
-      <w:r>
-        <w:t xml:space="preserve"> </w:t>
-      </w:r>
-      <w:r>
-        <w:t xml:space="preserve">atau</w:t>
-      </w:r>
-      <w:r>
-        <w:t xml:space="preserve"> </w:t>
-      </w:r>
-      <w:r>
-        <w:t xml:space="preserve">“</w:t>
-      </w:r>
-      <w:r>
-        <w:t xml:space="preserve">Edit</w:t>
-      </w:r>
-      <w:r>
-        <w:t xml:space="preserve">”</w:t>
-      </w:r>
-      <w:r>
-        <w:t xml:space="preserve">.</w:t>
+        <w:t>Bootstrap Modal</w:t>
+      </w:r>
+      <w:r>
+        <w:t>. Halaman tidak akan berpindah ketika pengguna mengklik “Tambah” atau “Edit”.</w:t>
       </w:r>
     </w:p>
     <w:p>
@@ -1404,56 +1557,26 @@
           <w:b/>
           <w:bCs/>
         </w:rPr>
-        <w:t xml:space="preserve">Alur Tambah Data</w:t>
-      </w:r>
-      <w:r>
-        <w:t xml:space="preserve">:</w:t>
-      </w:r>
-      <w:r>
-        <w:t xml:space="preserve"> </w:t>
-      </w:r>
-      <w:r>
-        <w:t xml:space="preserve">1. User klik</w:t>
-      </w:r>
-      <w:r>
-        <w:t xml:space="preserve"> </w:t>
-      </w:r>
-      <w:r>
-        <w:t xml:space="preserve">“</w:t>
-      </w:r>
-      <w:r>
-        <w:t xml:space="preserve">Tambah</w:t>
-      </w:r>
-      <w:r>
-        <w:t xml:space="preserve">”</w:t>
-      </w:r>
-      <w:r>
-        <w:t xml:space="preserve">, fungsi JavaScript</w:t>
-      </w:r>
-      <w:r>
-        <w:t xml:space="preserve"> </w:t>
+        <w:t>Alur Tambah Data</w:t>
+      </w:r>
+      <w:r>
+        <w:t xml:space="preserve">: 1. User klik “Tambah”, fungsi JavaScript </w:t>
       </w:r>
       <w:r>
         <w:rPr>
           <w:rStyle w:val="VerbatimChar"/>
         </w:rPr>
-        <w:t xml:space="preserve">siapkanTambah()</w:t>
-      </w:r>
-      <w:r>
-        <w:t xml:space="preserve"> </w:t>
-      </w:r>
-      <w:r>
-        <w:t xml:space="preserve">mereset isi form modal dan mengosongkan</w:t>
-      </w:r>
-      <w:r>
-        <w:t xml:space="preserve"> </w:t>
+        <w:t>siapkanTambah()</w:t>
+      </w:r>
+      <w:r>
+        <w:t xml:space="preserve"> mereset isi form modal dan mengosongkan </w:t>
       </w:r>
       <w:r>
         <w:rPr>
           <w:i/>
           <w:iCs/>
         </w:rPr>
-        <w:t xml:space="preserve">hidden input</w:t>
+        <w:t>hidden input</w:t>
       </w:r>
       <w:r>
         <w:t xml:space="preserve"> </w:t>
@@ -1462,16 +1585,10 @@
         <w:rPr>
           <w:rStyle w:val="VerbatimChar"/>
         </w:rPr>
-        <w:t xml:space="preserve">id</w:t>
-      </w:r>
-      <w:r>
-        <w:t xml:space="preserve">.</w:t>
-      </w:r>
-      <w:r>
-        <w:t xml:space="preserve"> </w:t>
-      </w:r>
-      <w:r>
-        <w:t xml:space="preserve">2. Modal Bootstrap muncul.</w:t>
+        <w:t>id</w:t>
+      </w:r>
+      <w:r>
+        <w:t>. 2. Modal Bootstrap muncul.</w:t>
       </w:r>
     </w:p>
     <w:p>
@@ -1483,105 +1600,54 @@
           <w:b/>
           <w:bCs/>
         </w:rPr>
-        <w:t xml:space="preserve">Alur Edit Data</w:t>
-      </w:r>
-      <w:r>
-        <w:t xml:space="preserve">:</w:t>
-      </w:r>
-      <w:r>
-        <w:t xml:space="preserve"> </w:t>
-      </w:r>
-      <w:r>
-        <w:t xml:space="preserve">1. User klik</w:t>
-      </w:r>
-      <w:r>
-        <w:t xml:space="preserve"> </w:t>
-      </w:r>
-      <w:r>
-        <w:t xml:space="preserve">“</w:t>
-      </w:r>
-      <w:r>
-        <w:t xml:space="preserve">Edit</w:t>
-      </w:r>
-      <w:r>
-        <w:t xml:space="preserve">”</w:t>
-      </w:r>
-      <w:r>
-        <w:t xml:space="preserve">, fungsi</w:t>
-      </w:r>
-      <w:r>
-        <w:t xml:space="preserve"> </w:t>
+        <w:t>Alur Edit Data</w:t>
+      </w:r>
+      <w:r>
+        <w:t xml:space="preserve">: 1. User klik “Edit”, fungsi </w:t>
       </w:r>
       <w:r>
         <w:rPr>
           <w:rStyle w:val="VerbatimChar"/>
         </w:rPr>
-        <w:t xml:space="preserve">siapkanEdit(id)</w:t>
-      </w:r>
-      <w:r>
-        <w:t xml:space="preserve"> </w:t>
-      </w:r>
-      <w:r>
-        <w:t xml:space="preserve">mengirim</w:t>
-      </w:r>
-      <w:r>
-        <w:t xml:space="preserve"> </w:t>
+        <w:t>siapkanEdit(id)</w:t>
+      </w:r>
+      <w:r>
+        <w:t xml:space="preserve"> mengirim </w:t>
       </w:r>
       <w:r>
         <w:rPr>
           <w:rStyle w:val="VerbatimChar"/>
         </w:rPr>
-        <w:t xml:space="preserve">fetch()</w:t>
-      </w:r>
-      <w:r>
-        <w:t xml:space="preserve"> </w:t>
-      </w:r>
-      <w:r>
-        <w:t xml:space="preserve">berjenis</w:t>
-      </w:r>
-      <w:r>
-        <w:t xml:space="preserve"> </w:t>
+        <w:t>fetch()</w:t>
+      </w:r>
+      <w:r>
+        <w:t xml:space="preserve"> berjenis </w:t>
       </w:r>
       <w:r>
         <w:rPr>
           <w:i/>
           <w:iCs/>
         </w:rPr>
-        <w:t xml:space="preserve">GET</w:t>
-      </w:r>
-      <w:r>
-        <w:t xml:space="preserve"> </w:t>
-      </w:r>
-      <w:r>
-        <w:t xml:space="preserve">ke</w:t>
-      </w:r>
-      <w:r>
-        <w:t xml:space="preserve"> </w:t>
+        <w:t>GET</w:t>
+      </w:r>
+      <w:r>
+        <w:t xml:space="preserve"> ke </w:t>
       </w:r>
       <w:r>
         <w:rPr>
           <w:rStyle w:val="VerbatimChar"/>
         </w:rPr>
-        <w:t xml:space="preserve">api.php?action=get_single&amp;id=[id]</w:t>
-      </w:r>
-      <w:r>
-        <w:t xml:space="preserve">.</w:t>
-      </w:r>
-      <w:r>
-        <w:t xml:space="preserve"> </w:t>
-      </w:r>
-      <w:r>
-        <w:t xml:space="preserve">2. Setelah data JSON diterima, JavaScript mengisi kolom form termasuk</w:t>
-      </w:r>
-      <w:r>
-        <w:t xml:space="preserve"> </w:t>
+        <w:t>api.php?action=get_single&amp;id=[id]</w:t>
+      </w:r>
+      <w:r>
+        <w:t xml:space="preserve">. 2. Setelah data JSON diterima, JavaScript mengisi kolom form termasuk </w:t>
       </w:r>
       <w:r>
         <w:rPr>
           <w:i/>
           <w:iCs/>
         </w:rPr>
-        <w:t xml:space="preserve">hidden input</w:t>
+        <w:t>hidden input</w:t>
       </w:r>
       <w:r>
         <w:t xml:space="preserve"> </w:t>
@@ -1590,23 +1656,20 @@
         <w:rPr>
           <w:rStyle w:val="VerbatimChar"/>
         </w:rPr>
-        <w:t xml:space="preserve">id</w:t>
-      </w:r>
-      <w:r>
-        <w:t xml:space="preserve"> </w:t>
-      </w:r>
-      <w:r>
-        <w:t xml:space="preserve">dengan ID baris yang bersangkutan, kemudian modal ditampilkan.</w:t>
-      </w:r>
-    </w:p>
-    <w:bookmarkEnd w:id="48"/>
-    <w:bookmarkStart w:id="49" w:name="javascript-fetch-api-ajax"/>
+        <w:t>id</w:t>
+      </w:r>
+      <w:r>
+        <w:t xml:space="preserve"> dengan ID baris yang bersangkutan, kemudian modal ditampilkan.</w:t>
+      </w:r>
+    </w:p>
     <w:p>
       <w:pPr>
         <w:pStyle w:val="Heading3"/>
       </w:pPr>
-      <w:r>
-        <w:t xml:space="preserve">4.3 JavaScript Fetch API (AJAX)</w:t>
+      <w:bookmarkStart w:id="13" w:name="javascript-fetch-api-ajax"/>
+      <w:bookmarkEnd w:id="12"/>
+      <w:r>
+        <w:t>4.3 JavaScript Fetch API (AJAX)</w:t>
       </w:r>
     </w:p>
     <w:p>
@@ -1614,35 +1677,26 @@
         <w:pStyle w:val="FirstParagraph"/>
       </w:pPr>
       <w:r>
-        <w:t xml:space="preserve">Penggunaan modern</w:t>
-      </w:r>
-      <w:r>
-        <w:t xml:space="preserve"> </w:t>
+        <w:t xml:space="preserve">Penggunaan modern </w:t>
       </w:r>
       <w:r>
         <w:rPr>
           <w:rStyle w:val="VerbatimChar"/>
         </w:rPr>
-        <w:t xml:space="preserve">fetch()</w:t>
-      </w:r>
-      <w:r>
-        <w:t xml:space="preserve"> </w:t>
-      </w:r>
-      <w:r>
-        <w:t xml:space="preserve">API menggantikan XMLHttpRequest konvensional (jQuery AJAX) untuk mengirim data tanpa</w:t>
-      </w:r>
-      <w:r>
-        <w:t xml:space="preserve"> </w:t>
+        <w:t>fetch()</w:t>
+      </w:r>
+      <w:r>
+        <w:t xml:space="preserve"> API menggantikan XMLHttpRequest konvensional (jQuery AJAX) untuk mengirim data tanpa </w:t>
       </w:r>
       <w:r>
         <w:rPr>
           <w:i/>
           <w:iCs/>
         </w:rPr>
-        <w:t xml:space="preserve">reload</w:t>
-      </w:r>
-      <w:r>
-        <w:t xml:space="preserve">.</w:t>
+        <w:t>reload</w:t>
+      </w:r>
+      <w:r>
+        <w:t>.</w:t>
       </w:r>
     </w:p>
     <w:p>
@@ -1650,7 +1704,7 @@
         <w:pStyle w:val="BodyText"/>
       </w:pPr>
       <w:r>
-        <w:t xml:space="preserve">Contoh saat menyimpan data:</w:t>
+        <w:t>Contoh saat menyimpan data:</w:t>
       </w:r>
     </w:p>
     <w:p>
@@ -1661,7 +1715,7 @@
         <w:rPr>
           <w:rStyle w:val="KeywordTok"/>
         </w:rPr>
-        <w:t xml:space="preserve">function</w:t>
+        <w:t>function</w:t>
       </w:r>
       <w:r>
         <w:rPr>
@@ -1673,25 +1727,25 @@
         <w:rPr>
           <w:rStyle w:val="FunctionTok"/>
         </w:rPr>
-        <w:t xml:space="preserve">simpanData</w:t>
-      </w:r>
-      <w:r>
-        <w:rPr>
-          <w:rStyle w:val="NormalTok"/>
-        </w:rPr>
-        <w:t xml:space="preserve">(</w:t>
+        <w:t>simpanData</w:t>
+      </w:r>
+      <w:r>
+        <w:rPr>
+          <w:rStyle w:val="NormalTok"/>
+        </w:rPr>
+        <w:t>(</w:t>
       </w:r>
       <w:r>
         <w:rPr>
           <w:rStyle w:val="BuiltInTok"/>
         </w:rPr>
-        <w:t xml:space="preserve">event</w:t>
-      </w:r>
-      <w:r>
-        <w:rPr>
-          <w:rStyle w:val="NormalTok"/>
-        </w:rPr>
-        <w:t xml:space="preserve">) {</w:t>
+        <w:t>event</w:t>
+      </w:r>
+      <w:r>
+        <w:rPr>
+          <w:rStyle w:val="NormalTok"/>
+        </w:rPr>
+        <w:t>) {</w:t>
       </w:r>
       <w:r>
         <w:br/>
@@ -1706,31 +1760,31 @@
         <w:rPr>
           <w:rStyle w:val="BuiltInTok"/>
         </w:rPr>
-        <w:t xml:space="preserve">event</w:t>
+        <w:t>event</w:t>
       </w:r>
       <w:r>
         <w:rPr>
           <w:rStyle w:val="OperatorTok"/>
         </w:rPr>
-        <w:t xml:space="preserve">.</w:t>
+        <w:t>.</w:t>
       </w:r>
       <w:r>
         <w:rPr>
           <w:rStyle w:val="FunctionTok"/>
         </w:rPr>
-        <w:t xml:space="preserve">preventDefault</w:t>
-      </w:r>
-      <w:r>
-        <w:rPr>
-          <w:rStyle w:val="NormalTok"/>
-        </w:rPr>
-        <w:t xml:space="preserve">()</w:t>
+        <w:t>preventDefault</w:t>
+      </w:r>
+      <w:r>
+        <w:rPr>
+          <w:rStyle w:val="NormalTok"/>
+        </w:rPr>
+        <w:t>()</w:t>
       </w:r>
       <w:r>
         <w:rPr>
           <w:rStyle w:val="OperatorTok"/>
         </w:rPr>
-        <w:t xml:space="preserve">;</w:t>
+        <w:t>;</w:t>
       </w:r>
       <w:r>
         <w:rPr>
@@ -1742,7 +1796,7 @@
         <w:rPr>
           <w:rStyle w:val="CommentTok"/>
         </w:rPr>
-        <w:t xml:space="preserve">// Mencegah reload halaman bawaan browser</w:t>
+        <w:t>// Mencegah reload halaman bawaan browser</w:t>
       </w:r>
       <w:r>
         <w:br/>
@@ -1757,7 +1811,7 @@
         <w:rPr>
           <w:rStyle w:val="KeywordTok"/>
         </w:rPr>
-        <w:t xml:space="preserve">const</w:t>
+        <w:t>const</w:t>
       </w:r>
       <w:r>
         <w:rPr>
@@ -1769,7 +1823,7 @@
         <w:rPr>
           <w:rStyle w:val="OperatorTok"/>
         </w:rPr>
-        <w:t xml:space="preserve">=</w:t>
+        <w:t>=</w:t>
       </w:r>
       <w:r>
         <w:rPr>
@@ -1781,43 +1835,43 @@
         <w:rPr>
           <w:rStyle w:val="BuiltInTok"/>
         </w:rPr>
-        <w:t xml:space="preserve">document</w:t>
+        <w:t>document</w:t>
       </w:r>
       <w:r>
         <w:rPr>
           <w:rStyle w:val="OperatorTok"/>
         </w:rPr>
-        <w:t xml:space="preserve">.</w:t>
+        <w:t>.</w:t>
       </w:r>
       <w:r>
         <w:rPr>
           <w:rStyle w:val="FunctionTok"/>
         </w:rPr>
-        <w:t xml:space="preserve">getElementById</w:t>
-      </w:r>
-      <w:r>
-        <w:rPr>
-          <w:rStyle w:val="NormalTok"/>
-        </w:rPr>
-        <w:t xml:space="preserve">(</w:t>
+        <w:t>getElementById</w:t>
+      </w:r>
+      <w:r>
+        <w:rPr>
+          <w:rStyle w:val="NormalTok"/>
+        </w:rPr>
+        <w:t>(</w:t>
       </w:r>
       <w:r>
         <w:rPr>
           <w:rStyle w:val="StringTok"/>
         </w:rPr>
-        <w:t xml:space="preserve">'formEntity'</w:t>
-      </w:r>
-      <w:r>
-        <w:rPr>
-          <w:rStyle w:val="NormalTok"/>
-        </w:rPr>
-        <w:t xml:space="preserve">)</w:t>
+        <w:t>'formEntity'</w:t>
+      </w:r>
+      <w:r>
+        <w:rPr>
+          <w:rStyle w:val="NormalTok"/>
+        </w:rPr>
+        <w:t>)</w:t>
       </w:r>
       <w:r>
         <w:rPr>
           <w:rStyle w:val="OperatorTok"/>
         </w:rPr>
-        <w:t xml:space="preserve">;</w:t>
+        <w:t>;</w:t>
       </w:r>
       <w:r>
         <w:br/>
@@ -1832,7 +1886,7 @@
         <w:rPr>
           <w:rStyle w:val="KeywordTok"/>
         </w:rPr>
-        <w:t xml:space="preserve">const</w:t>
+        <w:t>const</w:t>
       </w:r>
       <w:r>
         <w:rPr>
@@ -1844,7 +1898,7 @@
         <w:rPr>
           <w:rStyle w:val="OperatorTok"/>
         </w:rPr>
-        <w:t xml:space="preserve">=</w:t>
+        <w:t>=</w:t>
       </w:r>
       <w:r>
         <w:rPr>
@@ -1856,7 +1910,7 @@
         <w:rPr>
           <w:rStyle w:val="KeywordTok"/>
         </w:rPr>
-        <w:t xml:space="preserve">new</w:t>
+        <w:t>new</w:t>
       </w:r>
       <w:r>
         <w:rPr>
@@ -1868,19 +1922,19 @@
         <w:rPr>
           <w:rStyle w:val="BuiltInTok"/>
         </w:rPr>
-        <w:t xml:space="preserve">FormData</w:t>
-      </w:r>
-      <w:r>
-        <w:rPr>
-          <w:rStyle w:val="NormalTok"/>
-        </w:rPr>
-        <w:t xml:space="preserve">(form)</w:t>
+        <w:t>FormData</w:t>
+      </w:r>
+      <w:r>
+        <w:rPr>
+          <w:rStyle w:val="NormalTok"/>
+        </w:rPr>
+        <w:t>(form)</w:t>
       </w:r>
       <w:r>
         <w:rPr>
           <w:rStyle w:val="OperatorTok"/>
         </w:rPr>
-        <w:t xml:space="preserve">;</w:t>
+        <w:t>;</w:t>
       </w:r>
       <w:r>
         <w:br/>
@@ -1898,49 +1952,49 @@
         <w:rPr>
           <w:rStyle w:val="FunctionTok"/>
         </w:rPr>
-        <w:t xml:space="preserve">fetch</w:t>
-      </w:r>
-      <w:r>
-        <w:rPr>
-          <w:rStyle w:val="NormalTok"/>
-        </w:rPr>
-        <w:t xml:space="preserve">(</w:t>
+        <w:t>fetch</w:t>
+      </w:r>
+      <w:r>
+        <w:rPr>
+          <w:rStyle w:val="NormalTok"/>
+        </w:rPr>
+        <w:t>(</w:t>
       </w:r>
       <w:r>
         <w:rPr>
           <w:rStyle w:val="VerbatimStringTok"/>
         </w:rPr>
-        <w:t xml:space="preserve">`api.php?action=save&amp;entity=</w:t>
+        <w:t>`api.php?action=save&amp;entity=</w:t>
       </w:r>
       <w:r>
         <w:rPr>
           <w:rStyle w:val="SpecialCharTok"/>
         </w:rPr>
-        <w:t xml:space="preserve">${</w:t>
-      </w:r>
-      <w:r>
-        <w:rPr>
-          <w:rStyle w:val="NormalTok"/>
-        </w:rPr>
-        <w:t xml:space="preserve">entity</w:t>
+        <w:t>${</w:t>
+      </w:r>
+      <w:r>
+        <w:rPr>
+          <w:rStyle w:val="NormalTok"/>
+        </w:rPr>
+        <w:t>entity</w:t>
       </w:r>
       <w:r>
         <w:rPr>
           <w:rStyle w:val="SpecialCharTok"/>
         </w:rPr>
-        <w:t xml:space="preserve">}</w:t>
+        <w:t>}</w:t>
       </w:r>
       <w:r>
         <w:rPr>
           <w:rStyle w:val="VerbatimStringTok"/>
         </w:rPr>
-        <w:t xml:space="preserve">`</w:t>
+        <w:t>`</w:t>
       </w:r>
       <w:r>
         <w:rPr>
           <w:rStyle w:val="OperatorTok"/>
         </w:rPr>
-        <w:t xml:space="preserve">,</w:t>
+        <w:t>,</w:t>
       </w:r>
       <w:r>
         <w:rPr>
@@ -1961,13 +2015,13 @@
         <w:rPr>
           <w:rStyle w:val="DataTypeTok"/>
         </w:rPr>
-        <w:t xml:space="preserve">method</w:t>
+        <w:t>method</w:t>
       </w:r>
       <w:r>
         <w:rPr>
           <w:rStyle w:val="OperatorTok"/>
         </w:rPr>
-        <w:t xml:space="preserve">:</w:t>
+        <w:t>:</w:t>
       </w:r>
       <w:r>
         <w:rPr>
@@ -1979,13 +2033,13 @@
         <w:rPr>
           <w:rStyle w:val="StringTok"/>
         </w:rPr>
-        <w:t xml:space="preserve">'POST'</w:t>
+        <w:t>'POST'</w:t>
       </w:r>
       <w:r>
         <w:rPr>
           <w:rStyle w:val="OperatorTok"/>
         </w:rPr>
-        <w:t xml:space="preserve">,</w:t>
+        <w:t>,</w:t>
       </w:r>
       <w:r>
         <w:br/>
@@ -2000,13 +2054,13 @@
         <w:rPr>
           <w:rStyle w:val="DataTypeTok"/>
         </w:rPr>
-        <w:t xml:space="preserve">body</w:t>
+        <w:t>body</w:t>
       </w:r>
       <w:r>
         <w:rPr>
           <w:rStyle w:val="OperatorTok"/>
         </w:rPr>
-        <w:t xml:space="preserve">:</w:t>
+        <w:t>:</w:t>
       </w:r>
       <w:r>
         <w:rPr>
@@ -2036,13 +2090,13 @@
         <w:rPr>
           <w:rStyle w:val="OperatorTok"/>
         </w:rPr>
-        <w:t xml:space="preserve">.</w:t>
+        <w:t>.</w:t>
       </w:r>
       <w:r>
         <w:rPr>
           <w:rStyle w:val="FunctionTok"/>
         </w:rPr>
-        <w:t xml:space="preserve">then</w:t>
+        <w:t>then</w:t>
       </w:r>
       <w:r>
         <w:rPr>
@@ -2054,7 +2108,7 @@
         <w:rPr>
           <w:rStyle w:val="KeywordTok"/>
         </w:rPr>
-        <w:t xml:space="preserve">=&gt;</w:t>
+        <w:t>=&gt;</w:t>
       </w:r>
       <w:r>
         <w:rPr>
@@ -2066,19 +2120,19 @@
         <w:rPr>
           <w:rStyle w:val="OperatorTok"/>
         </w:rPr>
-        <w:t xml:space="preserve">.</w:t>
+        <w:t>.</w:t>
       </w:r>
       <w:r>
         <w:rPr>
           <w:rStyle w:val="FunctionTok"/>
         </w:rPr>
-        <w:t xml:space="preserve">json</w:t>
-      </w:r>
-      <w:r>
-        <w:rPr>
-          <w:rStyle w:val="NormalTok"/>
-        </w:rPr>
-        <w:t xml:space="preserve">())</w:t>
+        <w:t>json</w:t>
+      </w:r>
+      <w:r>
+        <w:rPr>
+          <w:rStyle w:val="NormalTok"/>
+        </w:rPr>
+        <w:t>())</w:t>
       </w:r>
       <w:r>
         <w:br/>
@@ -2093,13 +2147,13 @@
         <w:rPr>
           <w:rStyle w:val="OperatorTok"/>
         </w:rPr>
-        <w:t xml:space="preserve">.</w:t>
+        <w:t>.</w:t>
       </w:r>
       <w:r>
         <w:rPr>
           <w:rStyle w:val="FunctionTok"/>
         </w:rPr>
-        <w:t xml:space="preserve">then</w:t>
+        <w:t>then</w:t>
       </w:r>
       <w:r>
         <w:rPr>
@@ -2111,7 +2165,7 @@
         <w:rPr>
           <w:rStyle w:val="KeywordTok"/>
         </w:rPr>
-        <w:t xml:space="preserve">=&gt;</w:t>
+        <w:t>=&gt;</w:t>
       </w:r>
       <w:r>
         <w:rPr>
@@ -2126,13 +2180,14 @@
         <w:rPr>
           <w:rStyle w:val="NormalTok"/>
         </w:rPr>
+        <w:lastRenderedPageBreak/>
         <w:t xml:space="preserve">        </w:t>
       </w:r>
       <w:r>
         <w:rPr>
           <w:rStyle w:val="ControlFlowTok"/>
         </w:rPr>
-        <w:t xml:space="preserve">if</w:t>
+        <w:t>if</w:t>
       </w:r>
       <w:r>
         <w:rPr>
@@ -2144,13 +2199,13 @@
         <w:rPr>
           <w:rStyle w:val="OperatorTok"/>
         </w:rPr>
-        <w:t xml:space="preserve">.</w:t>
+        <w:t>.</w:t>
       </w:r>
       <w:r>
         <w:rPr>
           <w:rStyle w:val="AttributeTok"/>
         </w:rPr>
-        <w:t xml:space="preserve">status</w:t>
+        <w:t>status</w:t>
       </w:r>
       <w:r>
         <w:rPr>
@@ -2162,7 +2217,7 @@
         <w:rPr>
           <w:rStyle w:val="OperatorTok"/>
         </w:rPr>
-        <w:t xml:space="preserve">===</w:t>
+        <w:t>===</w:t>
       </w:r>
       <w:r>
         <w:rPr>
@@ -2174,13 +2229,13 @@
         <w:rPr>
           <w:rStyle w:val="StringTok"/>
         </w:rPr>
-        <w:t xml:space="preserve">'success'</w:t>
-      </w:r>
-      <w:r>
-        <w:rPr>
-          <w:rStyle w:val="NormalTok"/>
-        </w:rPr>
-        <w:t xml:space="preserve">) {</w:t>
+        <w:t>'success'</w:t>
+      </w:r>
+      <w:r>
+        <w:rPr>
+          <w:rStyle w:val="NormalTok"/>
+        </w:rPr>
+        <w:t>) {</w:t>
       </w:r>
       <w:r>
         <w:br/>
@@ -2195,25 +2250,25 @@
         <w:rPr>
           <w:rStyle w:val="OperatorTok"/>
         </w:rPr>
-        <w:t xml:space="preserve">.</w:t>
+        <w:t>.</w:t>
       </w:r>
       <w:r>
         <w:rPr>
           <w:rStyle w:val="FunctionTok"/>
         </w:rPr>
-        <w:t xml:space="preserve">hide</w:t>
-      </w:r>
-      <w:r>
-        <w:rPr>
-          <w:rStyle w:val="NormalTok"/>
-        </w:rPr>
-        <w:t xml:space="preserve">()</w:t>
+        <w:t>hide</w:t>
+      </w:r>
+      <w:r>
+        <w:rPr>
+          <w:rStyle w:val="NormalTok"/>
+        </w:rPr>
+        <w:t>()</w:t>
       </w:r>
       <w:r>
         <w:rPr>
           <w:rStyle w:val="OperatorTok"/>
         </w:rPr>
-        <w:t xml:space="preserve">;</w:t>
+        <w:t>;</w:t>
       </w:r>
       <w:r>
         <w:rPr>
@@ -2225,7 +2280,7 @@
         <w:rPr>
           <w:rStyle w:val="CommentTok"/>
         </w:rPr>
-        <w:t xml:space="preserve">// Menutup modal</w:t>
+        <w:t>// Menutup modal</w:t>
       </w:r>
       <w:r>
         <w:br/>
@@ -2240,19 +2295,19 @@
         <w:rPr>
           <w:rStyle w:val="FunctionTok"/>
         </w:rPr>
-        <w:t xml:space="preserve">loadData</w:t>
-      </w:r>
-      <w:r>
-        <w:rPr>
-          <w:rStyle w:val="NormalTok"/>
-        </w:rPr>
-        <w:t xml:space="preserve">()</w:t>
+        <w:t>loadData</w:t>
+      </w:r>
+      <w:r>
+        <w:rPr>
+          <w:rStyle w:val="NormalTok"/>
+        </w:rPr>
+        <w:t>()</w:t>
       </w:r>
       <w:r>
         <w:rPr>
           <w:rStyle w:val="OperatorTok"/>
         </w:rPr>
-        <w:t xml:space="preserve">;</w:t>
+        <w:t>;</w:t>
       </w:r>
       <w:r>
         <w:rPr>
@@ -2264,7 +2319,7 @@
         <w:rPr>
           <w:rStyle w:val="CommentTok"/>
         </w:rPr>
-        <w:t xml:space="preserve">// Me-render ulang tabel secara dinamis</w:t>
+        <w:t>// Me-render ulang tabel secara dinamis</w:t>
       </w:r>
       <w:r>
         <w:br/>
@@ -2288,7 +2343,7 @@
         <w:rPr>
           <w:rStyle w:val="OperatorTok"/>
         </w:rPr>
-        <w:t xml:space="preserve">;</w:t>
+        <w:t>;</w:t>
       </w:r>
       <w:r>
         <w:br/>
@@ -2297,18 +2352,18 @@
         <w:rPr>
           <w:rStyle w:val="NormalTok"/>
         </w:rPr>
-        <w:t xml:space="preserve">}</w:t>
-      </w:r>
-    </w:p>
-    <w:bookmarkEnd w:id="49"/>
-    <w:bookmarkEnd w:id="50"/>
-    <w:bookmarkStart w:id="51" w:name="kesimpulan"/>
+        <w:t>}</w:t>
+      </w:r>
+    </w:p>
     <w:p>
       <w:pPr>
         <w:pStyle w:val="Heading2"/>
       </w:pPr>
-      <w:r>
-        <w:t xml:space="preserve">5. Kesimpulan</w:t>
+      <w:bookmarkStart w:id="14" w:name="kesimpulan"/>
+      <w:bookmarkEnd w:id="10"/>
+      <w:bookmarkEnd w:id="13"/>
+      <w:r>
+        <w:t>5. Kesimpulan</w:t>
       </w:r>
     </w:p>
     <w:p>
@@ -2316,65 +2371,78 @@
         <w:pStyle w:val="FirstParagraph"/>
       </w:pPr>
       <w:r>
-        <w:t xml:space="preserve">Aplikasi berhasil mengimplementasikan instruksi</w:t>
-      </w:r>
-      <w:r>
-        <w:t xml:space="preserve"> </w:t>
+        <w:t xml:space="preserve">Aplikasi berhasil mengimplementasikan instruksi </w:t>
       </w:r>
       <w:r>
         <w:rPr>
           <w:i/>
           <w:iCs/>
         </w:rPr>
-        <w:t xml:space="preserve">best practice</w:t>
-      </w:r>
-      <w:r>
-        <w:t xml:space="preserve"> </w:t>
-      </w:r>
-      <w:r>
-        <w:t xml:space="preserve">dalam PHP berbasis</w:t>
-      </w:r>
-      <w:r>
-        <w:t xml:space="preserve"> </w:t>
+        <w:t>best practice</w:t>
+      </w:r>
+      <w:r>
+        <w:t xml:space="preserve"> dalam PHP berbasis </w:t>
       </w:r>
       <w:r>
         <w:rPr>
           <w:i/>
           <w:iCs/>
         </w:rPr>
-        <w:t xml:space="preserve">single-responsibility</w:t>
-      </w:r>
-      <w:r>
-        <w:t xml:space="preserve"> </w:t>
-      </w:r>
-      <w:r>
-        <w:t xml:space="preserve">pada file API, serta menyajikan antarmuka responsif yang dimuat secara asinkron dengan Javascript murni.</w:t>
-      </w:r>
-    </w:p>
-    <w:bookmarkEnd w:id="51"/>
-    <w:bookmarkEnd w:id="52"/>
-    <w:sectPr/>
+        <w:t>single-responsibility</w:t>
+      </w:r>
+      <w:r>
+        <w:t xml:space="preserve"> pada file API, serta menyajikan antarmuka responsif yang dimuat secara asinkron dengan Javascript murni.</w:t>
+      </w:r>
+      <w:bookmarkEnd w:id="0"/>
+      <w:bookmarkEnd w:id="14"/>
+    </w:p>
+    <w:sectPr>
+      <w:pgSz w:w="12240" w:h="15840"/>
+      <w:pgMar w:top="1440" w:right="1440" w:bottom="1440" w:left="1440" w:header="720" w:footer="720" w:gutter="0"/>
+      <w:cols w:space="720"/>
+    </w:sectPr>
   </w:body>
 </w:document>
 </file>
 
-<file path=word/comments.xml><?xml version="1.0" encoding="utf-8"?>
-<w:comments xmlns:w="http://schemas.openxmlformats.org/wordprocessingml/2006/main" xmlns:m="http://schemas.openxmlformats.org/officeDocument/2006/math" xmlns:r="http://schemas.openxmlformats.org/officeDocument/2006/relationships" xmlns:o="urn:schemas-microsoft-com:office:office" xmlns:v="urn:schemas-microsoft-com:vml" xmlns:w10="urn:schemas-microsoft-com:office:word" xmlns:a="http://schemas.openxmlformats.org/drawingml/2006/main" xmlns:pic="http://schemas.openxmlformats.org/drawingml/2006/picture" xmlns:wp="http://schemas.openxmlformats.org/drawingml/2006/wordprocessingDrawing"/>
+<file path=word/endnotes.xml><?xml version="1.0" encoding="utf-8"?>
+<w:endnotes xmlns:wpc="http://schemas.microsoft.com/office/word/2010/wordprocessingCanvas" xmlns:cx="http://schemas.microsoft.com/office/drawing/2014/chartex" xmlns:cx1="http://schemas.microsoft.com/office/drawing/2015/9/8/chartex" xmlns:cx2="http://schemas.microsoft.com/office/drawing/2015/10/21/chartex" xmlns:cx3="http://schemas.microsoft.com/office/drawing/2016/5/9/chartex" xmlns:cx4="http://schemas.microsoft.com/office/drawing/2016/5/10/chartex" xmlns:cx5="http://schemas.microsoft.com/office/drawing/2016/5/11/chartex" xmlns:cx6="http://schemas.microsoft.com/office/drawing/2016/5/12/chartex" xmlns:cx7="http://schemas.microsoft.com/office/drawing/2016/5/13/chartex" xmlns:cx8="http://schemas.microsoft.com/office/drawing/2016/5/14/chartex" xmlns:mc="http://schemas.openxmlformats.org/markup-compatibility/2006" xmlns:aink="http://schemas.microsoft.com/office/drawing/2016/ink" xmlns:am3d="http://schemas.microsoft.com/office/drawing/2017/model3d" xmlns:o="urn:schemas-microsoft-com:office:office" xmlns:oel="http://schemas.microsoft.com/office/2019/extlst" xmlns:r="http://schemas.openxmlformats.org/officeDocument/2006/relationships" xmlns:m="http://schemas.openxmlformats.org/officeDocument/2006/math" xmlns:v="urn:schemas-microsoft-com:vml" xmlns:wp14="http://schemas.microsoft.com/office/word/2010/wordprocessingDrawing" xmlns:wp="http://schemas.openxmlformats.org/drawingml/2006/wordprocessingDrawing" xmlns:w10="urn:schemas-microsoft-com:office:word" xmlns:w="http://schemas.openxmlformats.org/wordprocessingml/2006/main" xmlns:w14="http://schemas.microsoft.com/office/word/2010/wordml" xmlns:w15="http://schemas.microsoft.com/office/word/2012/wordml" xmlns:w16cex="http://schemas.microsoft.com/office/word/2018/wordml/cex" xmlns:w16cid="http://schemas.microsoft.com/office/word/2016/wordml/cid" xmlns:w16="http://schemas.microsoft.com/office/word/2018/wordml" xmlns:w16sdtdh="http://schemas.microsoft.com/office/word/2020/wordml/sdtdatahash" xmlns:w16se="http://schemas.microsoft.com/office/word/2015/wordml/symex" xmlns:wpg="http://schemas.microsoft.com/office/word/2010/wordprocessingGroup" xmlns:wpi="http://schemas.microsoft.com/office/word/2010/wordprocessingInk" xmlns:wne="http://schemas.microsoft.com/office/word/2006/wordml" xmlns:wps="http://schemas.microsoft.com/office/word/2010/wordprocessingShape" mc:Ignorable="w14 w15 w16se w16cid w16 w16cex w16sdtdh wp14">
+  <w:endnote w:type="separator" w:id="-1">
+    <w:p>
+      <w:pPr>
+        <w:spacing w:after="0"/>
+      </w:pPr>
+      <w:r>
+        <w:separator/>
+      </w:r>
+    </w:p>
+  </w:endnote>
+  <w:endnote w:type="continuationSeparator" w:id="0">
+    <w:p>
+      <w:pPr>
+        <w:spacing w:after="0"/>
+      </w:pPr>
+      <w:r>
+        <w:continuationSeparator/>
+      </w:r>
+    </w:p>
+  </w:endnote>
+</w:endnotes>
 </file>
 
 <file path=word/footnotes.xml><?xml version="1.0" encoding="utf-8"?>
-<w:footnotes xmlns:w="http://schemas.openxmlformats.org/wordprocessingml/2006/main" xmlns:m="http://schemas.openxmlformats.org/officeDocument/2006/math" xmlns:r="http://schemas.openxmlformats.org/officeDocument/2006/relationships" xmlns:o="urn:schemas-microsoft-com:office:office" xmlns:v="urn:schemas-microsoft-com:vml" xmlns:w10="urn:schemas-microsoft-com:office:word" xmlns:a="http://schemas.openxmlformats.org/drawingml/2006/main" xmlns:pic="http://schemas.openxmlformats.org/drawingml/2006/picture" xmlns:wp="http://schemas.openxmlformats.org/drawingml/2006/wordprocessingDrawing">
+<w:footnotes xmlns:wpc="http://schemas.microsoft.com/office/word/2010/wordprocessingCanvas" xmlns:cx="http://schemas.microsoft.com/office/drawing/2014/chartex" xmlns:cx1="http://schemas.microsoft.com/office/drawing/2015/9/8/chartex" xmlns:cx2="http://schemas.microsoft.com/office/drawing/2015/10/21/chartex" xmlns:cx3="http://schemas.microsoft.com/office/drawing/2016/5/9/chartex" xmlns:cx4="http://schemas.microsoft.com/office/drawing/2016/5/10/chartex" xmlns:cx5="http://schemas.microsoft.com/office/drawing/2016/5/11/chartex" xmlns:cx6="http://schemas.microsoft.com/office/drawing/2016/5/12/chartex" xmlns:cx7="http://schemas.microsoft.com/office/drawing/2016/5/13/chartex" xmlns:cx8="http://schemas.microsoft.com/office/drawing/2016/5/14/chartex" xmlns:mc="http://schemas.openxmlformats.org/markup-compatibility/2006" xmlns:aink="http://schemas.microsoft.com/office/drawing/2016/ink" xmlns:am3d="http://schemas.microsoft.com/office/drawing/2017/model3d" xmlns:o="urn:schemas-microsoft-com:office:office" xmlns:oel="http://schemas.microsoft.com/office/2019/extlst" xmlns:r="http://schemas.openxmlformats.org/officeDocument/2006/relationships" xmlns:m="http://schemas.openxmlformats.org/officeDocument/2006/math" xmlns:v="urn:schemas-microsoft-com:vml" xmlns:wp14="http://schemas.microsoft.com/office/word/2010/wordprocessingDrawing" xmlns:wp="http://schemas.openxmlformats.org/drawingml/2006/wordprocessingDrawing" xmlns:w10="urn:schemas-microsoft-com:office:word" xmlns:w="http://schemas.openxmlformats.org/wordprocessingml/2006/main" xmlns:w14="http://schemas.microsoft.com/office/word/2010/wordml" xmlns:w15="http://schemas.microsoft.com/office/word/2012/wordml" xmlns:w16cex="http://schemas.microsoft.com/office/word/2018/wordml/cex" xmlns:w16cid="http://schemas.microsoft.com/office/word/2016/wordml/cid" xmlns:w16="http://schemas.microsoft.com/office/word/2018/wordml" xmlns:w16sdtdh="http://schemas.microsoft.com/office/word/2020/wordml/sdtdatahash" xmlns:w16se="http://schemas.microsoft.com/office/word/2015/wordml/symex" xmlns:wpg="http://schemas.microsoft.com/office/word/2010/wordprocessingGroup" xmlns:wpi="http://schemas.microsoft.com/office/word/2010/wordprocessingInk" xmlns:wne="http://schemas.microsoft.com/office/word/2006/wordml" xmlns:wps="http://schemas.microsoft.com/office/word/2010/wordprocessingShape" mc:Ignorable="w14 w15 w16se w16cid w16 w16cex w16sdtdh wp14">
+  <w:footnote w:type="separator" w:id="-1">
+    <w:p>
+      <w:r>
+        <w:separator/>
+      </w:r>
+    </w:p>
+  </w:footnote>
   <w:footnote w:type="continuationSeparator" w:id="0">
     <w:p>
       <w:r>
         <w:continuationSeparator/>
-      </w:r>
-    </w:p>
-  </w:footnote>
-  <w:footnote w:type="separator" w:id="-1">
-    <w:p>
-      <w:r>
-        <w:separator/>
       </w:r>
     </w:p>
   </w:footnote>
@@ -2382,10 +2450,11 @@
 </file>
 
 <file path=word/numbering.xml><?xml version="1.0" encoding="utf-8"?>
-<w:numbering xmlns:w="http://schemas.openxmlformats.org/wordprocessingml/2006/main">
-  <w:abstractNum w:abstractNumId="990">
+<w:numbering xmlns:wpc="http://schemas.microsoft.com/office/word/2010/wordprocessingCanvas" xmlns:cx="http://schemas.microsoft.com/office/drawing/2014/chartex" xmlns:cx1="http://schemas.microsoft.com/office/drawing/2015/9/8/chartex" xmlns:cx2="http://schemas.microsoft.com/office/drawing/2015/10/21/chartex" xmlns:cx3="http://schemas.microsoft.com/office/drawing/2016/5/9/chartex" xmlns:cx4="http://schemas.microsoft.com/office/drawing/2016/5/10/chartex" xmlns:cx5="http://schemas.microsoft.com/office/drawing/2016/5/11/chartex" xmlns:cx6="http://schemas.microsoft.com/office/drawing/2016/5/12/chartex" xmlns:cx7="http://schemas.microsoft.com/office/drawing/2016/5/13/chartex" xmlns:cx8="http://schemas.microsoft.com/office/drawing/2016/5/14/chartex" xmlns:mc="http://schemas.openxmlformats.org/markup-compatibility/2006" xmlns:aink="http://schemas.microsoft.com/office/drawing/2016/ink" xmlns:am3d="http://schemas.microsoft.com/office/drawing/2017/model3d" xmlns:o="urn:schemas-microsoft-com:office:office" xmlns:oel="http://schemas.microsoft.com/office/2019/extlst" xmlns:r="http://schemas.openxmlformats.org/officeDocument/2006/relationships" xmlns:m="http://schemas.openxmlformats.org/officeDocument/2006/math" xmlns:v="urn:schemas-microsoft-com:vml" xmlns:wp14="http://schemas.microsoft.com/office/word/2010/wordprocessingDrawing" xmlns:wp="http://schemas.openxmlformats.org/drawingml/2006/wordprocessingDrawing" xmlns:w10="urn:schemas-microsoft-com:office:word" xmlns:w="http://schemas.openxmlformats.org/wordprocessingml/2006/main" xmlns:w14="http://schemas.microsoft.com/office/word/2010/wordml" xmlns:w15="http://schemas.microsoft.com/office/word/2012/wordml" xmlns:w16cex="http://schemas.microsoft.com/office/word/2018/wordml/cex" xmlns:w16cid="http://schemas.microsoft.com/office/word/2016/wordml/cid" xmlns:w16="http://schemas.microsoft.com/office/word/2018/wordml" xmlns:w16sdtdh="http://schemas.microsoft.com/office/word/2020/wordml/sdtdatahash" xmlns:w16se="http://schemas.microsoft.com/office/word/2015/wordml/symex" xmlns:wpg="http://schemas.microsoft.com/office/word/2010/wordprocessingGroup" xmlns:wpi="http://schemas.microsoft.com/office/word/2010/wordprocessingInk" xmlns:wne="http://schemas.microsoft.com/office/word/2006/wordml" xmlns:wps="http://schemas.microsoft.com/office/word/2010/wordprocessingShape" mc:Ignorable="w14 w15 w16se w16cid w16 w16cex w16sdtdh wp14">
+  <w:abstractNum w:abstractNumId="0" w15:restartNumberingAfterBreak="0">
     <w:nsid w:val="0000A990"/>
     <w:multiLevelType w:val="multilevel"/>
+    <w:tmpl w:val="FD30E2CE"/>
     <w:lvl w:ilvl="0">
       <w:numFmt w:val="bullet"/>
       <w:lvlText w:val=" "/>
@@ -2459,21 +2528,21 @@
       </w:pPr>
     </w:lvl>
   </w:abstractNum>
-  <w:num w:numId="1000">
-    <w:abstractNumId w:val="990"/>
+  <w:num w:numId="1" w16cid:durableId="756364073">
+    <w:abstractNumId w:val="0"/>
   </w:num>
 </w:numbering>
 </file>
 
 <file path=word/styles.xml><?xml version="1.0" encoding="utf-8"?>
-<w:styles xmlns:r="http://schemas.openxmlformats.org/officeDocument/2006/relationships" xmlns:w="http://schemas.openxmlformats.org/wordprocessingml/2006/main">
+<w:styles xmlns:mc="http://schemas.openxmlformats.org/markup-compatibility/2006" xmlns:r="http://schemas.openxmlformats.org/officeDocument/2006/relationships" xmlns:w="http://schemas.openxmlformats.org/wordprocessingml/2006/main" xmlns:w14="http://schemas.microsoft.com/office/word/2010/wordml" xmlns:w15="http://schemas.microsoft.com/office/word/2012/wordml" xmlns:w16cex="http://schemas.microsoft.com/office/word/2018/wordml/cex" xmlns:w16cid="http://schemas.microsoft.com/office/word/2016/wordml/cid" xmlns:w16="http://schemas.microsoft.com/office/word/2018/wordml" xmlns:w16sdtdh="http://schemas.microsoft.com/office/word/2020/wordml/sdtdatahash" xmlns:w16se="http://schemas.microsoft.com/office/word/2015/wordml/symex" mc:Ignorable="w14 w15 w16se w16cid w16 w16cex w16sdtdh">
   <w:docDefaults>
     <w:rPrDefault>
       <w:rPr>
-        <w:rFonts w:asciiTheme="minorHAnsi" w:cstheme="minorBidi" w:eastAsiaTheme="minorHAnsi" w:hAnsiTheme="minorHAnsi"/>
+        <w:rFonts w:asciiTheme="minorHAnsi" w:eastAsiaTheme="minorHAnsi" w:hAnsiTheme="minorHAnsi" w:cstheme="minorBidi"/>
         <w:sz w:val="24"/>
         <w:szCs w:val="24"/>
-        <w:lang w:bidi="ar-SA" w:eastAsia="en-US" w:val="en-US"/>
+        <w:lang w:val="en-US" w:eastAsia="en-US" w:bidi="ar-SA"/>
       </w:rPr>
     </w:rPrDefault>
     <w:pPrDefault>
@@ -2482,35 +2551,478 @@
       </w:pPr>
     </w:pPrDefault>
   </w:docDefaults>
-  <w:latentStyles w:count="276" w:defLockedState="0" w:defQFormat="0" w:defSemiHidden="0" w:defUIPriority="0" w:defUnhideWhenUsed="0"/>
-  <w:style w:default="1" w:styleId="Normal" w:type="paragraph">
+  <w:latentStyles w:defLockedState="0" w:defUIPriority="0" w:defSemiHidden="0" w:defUnhideWhenUsed="0" w:defQFormat="0" w:count="376">
+    <w:lsdException w:name="Normal Table" w:semiHidden="1" w:unhideWhenUsed="1"/>
+    <w:lsdException w:name="Table Simple 1" w:semiHidden="1" w:unhideWhenUsed="1"/>
+    <w:lsdException w:name="Table Simple 2" w:semiHidden="1" w:unhideWhenUsed="1"/>
+    <w:lsdException w:name="Table Simple 3" w:semiHidden="1" w:unhideWhenUsed="1"/>
+    <w:lsdException w:name="Table Classic 1" w:semiHidden="1" w:unhideWhenUsed="1"/>
+    <w:lsdException w:name="Table Classic 2" w:semiHidden="1" w:unhideWhenUsed="1"/>
+    <w:lsdException w:name="Table Classic 3" w:semiHidden="1" w:unhideWhenUsed="1"/>
+    <w:lsdException w:name="Table Classic 4" w:semiHidden="1" w:unhideWhenUsed="1"/>
+    <w:lsdException w:name="Table Colorful 1" w:semiHidden="1" w:unhideWhenUsed="1"/>
+    <w:lsdException w:name="Table Colorful 2" w:semiHidden="1" w:unhideWhenUsed="1"/>
+    <w:lsdException w:name="Table Colorful 3" w:semiHidden="1" w:unhideWhenUsed="1"/>
+    <w:lsdException w:name="Table Columns 1" w:semiHidden="1" w:unhideWhenUsed="1"/>
+    <w:lsdException w:name="Table Columns 2" w:semiHidden="1" w:unhideWhenUsed="1"/>
+    <w:lsdException w:name="Table Columns 3" w:semiHidden="1" w:unhideWhenUsed="1"/>
+    <w:lsdException w:name="Table Columns 4" w:semiHidden="1" w:unhideWhenUsed="1"/>
+    <w:lsdException w:name="Table Columns 5" w:semiHidden="1" w:unhideWhenUsed="1"/>
+    <w:lsdException w:name="Table Grid 1" w:semiHidden="1" w:unhideWhenUsed="1"/>
+    <w:lsdException w:name="Table Grid 2" w:semiHidden="1" w:unhideWhenUsed="1"/>
+    <w:lsdException w:name="Table Grid 3" w:semiHidden="1" w:unhideWhenUsed="1"/>
+    <w:lsdException w:name="Table Grid 4" w:semiHidden="1" w:unhideWhenUsed="1"/>
+    <w:lsdException w:name="Table Grid 5" w:semiHidden="1" w:unhideWhenUsed="1"/>
+    <w:lsdException w:name="Table Grid 6" w:semiHidden="1" w:unhideWhenUsed="1"/>
+    <w:lsdException w:name="Table Grid 7" w:semiHidden="1" w:unhideWhenUsed="1"/>
+    <w:lsdException w:name="Table Grid 8" w:semiHidden="1" w:unhideWhenUsed="1"/>
+    <w:lsdException w:name="Table List 1" w:semiHidden="1" w:unhideWhenUsed="1"/>
+    <w:lsdException w:name="Table List 2" w:semiHidden="1" w:unhideWhenUsed="1"/>
+    <w:lsdException w:name="Table List 3" w:semiHidden="1" w:unhideWhenUsed="1"/>
+    <w:lsdException w:name="Table List 4" w:semiHidden="1" w:unhideWhenUsed="1"/>
+    <w:lsdException w:name="Table List 5" w:semiHidden="1" w:unhideWhenUsed="1"/>
+    <w:lsdException w:name="Table List 6" w:semiHidden="1" w:unhideWhenUsed="1"/>
+    <w:lsdException w:name="Table List 7" w:semiHidden="1" w:unhideWhenUsed="1"/>
+    <w:lsdException w:name="Table List 8" w:semiHidden="1" w:unhideWhenUsed="1"/>
+    <w:lsdException w:name="Table 3D effects 1" w:semiHidden="1" w:unhideWhenUsed="1"/>
+    <w:lsdException w:name="Table 3D effects 2" w:semiHidden="1" w:unhideWhenUsed="1"/>
+    <w:lsdException w:name="Table 3D effects 3" w:semiHidden="1" w:unhideWhenUsed="1"/>
+    <w:lsdException w:name="Table Contemporary" w:semiHidden="1" w:unhideWhenUsed="1"/>
+    <w:lsdException w:name="Table Elegant" w:semiHidden="1" w:unhideWhenUsed="1"/>
+    <w:lsdException w:name="Table Professional" w:semiHidden="1" w:unhideWhenUsed="1"/>
+    <w:lsdException w:name="Table Subtle 1" w:semiHidden="1" w:unhideWhenUsed="1"/>
+    <w:lsdException w:name="Table Subtle 2" w:semiHidden="1" w:unhideWhenUsed="1"/>
+    <w:lsdException w:name="Table Web 1" w:semiHidden="1" w:unhideWhenUsed="1"/>
+    <w:lsdException w:name="Table Web 2" w:semiHidden="1" w:unhideWhenUsed="1"/>
+    <w:lsdException w:name="Table Web 3" w:semiHidden="1" w:unhideWhenUsed="1"/>
+    <w:lsdException w:name="Table Theme" w:semiHidden="1" w:unhideWhenUsed="1"/>
+    <w:lsdException w:name="Light Shading"/>
+    <w:lsdException w:name="Light List"/>
+    <w:lsdException w:name="Light Grid"/>
+    <w:lsdException w:name="Medium Shading 1"/>
+    <w:lsdException w:name="Medium Shading 2"/>
+    <w:lsdException w:name="Medium List 1"/>
+    <w:lsdException w:name="Medium List 2"/>
+    <w:lsdException w:name="Medium Grid 1"/>
+    <w:lsdException w:name="Medium Grid 2"/>
+    <w:lsdException w:name="Medium Grid 3"/>
+    <w:lsdException w:name="Dark List"/>
+    <w:lsdException w:name="Colorful Shading"/>
+    <w:lsdException w:name="Colorful List"/>
+    <w:lsdException w:name="Colorful Grid"/>
+    <w:lsdException w:name="Light Shading Accent 1"/>
+    <w:lsdException w:name="Light List Accent 1"/>
+    <w:lsdException w:name="Light Grid Accent 1"/>
+    <w:lsdException w:name="Medium Shading 1 Accent 1"/>
+    <w:lsdException w:name="Medium Shading 2 Accent 1"/>
+    <w:lsdException w:name="Medium List 1 Accent 1"/>
+    <w:lsdException w:name="Medium List 2 Accent 1"/>
+    <w:lsdException w:name="Medium Grid 1 Accent 1"/>
+    <w:lsdException w:name="Medium Grid 2 Accent 1"/>
+    <w:lsdException w:name="Medium Grid 3 Accent 1"/>
+    <w:lsdException w:name="Dark List Accent 1"/>
+    <w:lsdException w:name="Colorful Shading Accent 1"/>
+    <w:lsdException w:name="Colorful List Accent 1"/>
+    <w:lsdException w:name="Colorful Grid Accent 1"/>
+    <w:lsdException w:name="Light Shading Accent 2"/>
+    <w:lsdException w:name="Light List Accent 2"/>
+    <w:lsdException w:name="Light Grid Accent 2"/>
+    <w:lsdException w:name="Medium Shading 1 Accent 2"/>
+    <w:lsdException w:name="Medium Shading 2 Accent 2"/>
+    <w:lsdException w:name="Medium List 1 Accent 2"/>
+    <w:lsdException w:name="Medium List 2 Accent 2"/>
+    <w:lsdException w:name="Medium Grid 1 Accent 2"/>
+    <w:lsdException w:name="Medium Grid 2 Accent 2"/>
+    <w:lsdException w:name="Medium Grid 3 Accent 2"/>
+    <w:lsdException w:name="Dark List Accent 2"/>
+    <w:lsdException w:name="Colorful Shading Accent 2"/>
+    <w:lsdException w:name="Colorful List Accent 2"/>
+    <w:lsdException w:name="Colorful Grid Accent 2"/>
+    <w:lsdException w:name="Light Shading Accent 3"/>
+    <w:lsdException w:name="Light List Accent 3"/>
+    <w:lsdException w:name="Light Grid Accent 3"/>
+    <w:lsdException w:name="Medium Shading 1 Accent 3"/>
+    <w:lsdException w:name="Medium Shading 2 Accent 3"/>
+    <w:lsdException w:name="Medium List 1 Accent 3"/>
+    <w:lsdException w:name="Medium List 2 Accent 3"/>
+    <w:lsdException w:name="Medium Grid 1 Accent 3"/>
+    <w:lsdException w:name="Medium Grid 2 Accent 3"/>
+    <w:lsdException w:name="Medium Grid 3 Accent 3"/>
+    <w:lsdException w:name="Dark List Accent 3"/>
+    <w:lsdException w:name="Colorful Shading Accent 3"/>
+    <w:lsdException w:name="Colorful List Accent 3"/>
+    <w:lsdException w:name="Colorful Grid Accent 3"/>
+    <w:lsdException w:name="Light Shading Accent 4"/>
+    <w:lsdException w:name="Light List Accent 4"/>
+    <w:lsdException w:name="Light Grid Accent 4"/>
+    <w:lsdException w:name="Medium Shading 1 Accent 4"/>
+    <w:lsdException w:name="Medium Shading 2 Accent 4"/>
+    <w:lsdException w:name="Medium List 1 Accent 4"/>
+    <w:lsdException w:name="Medium List 2 Accent 4"/>
+    <w:lsdException w:name="Medium Grid 1 Accent 4"/>
+    <w:lsdException w:name="Medium Grid 2 Accent 4"/>
+    <w:lsdException w:name="Medium Grid 3 Accent 4"/>
+    <w:lsdException w:name="Dark List Accent 4"/>
+    <w:lsdException w:name="Colorful Shading Accent 4"/>
+    <w:lsdException w:name="Colorful List Accent 4"/>
+    <w:lsdException w:name="Colorful Grid Accent 4"/>
+    <w:lsdException w:name="Light Shading Accent 5"/>
+    <w:lsdException w:name="Light List Accent 5"/>
+    <w:lsdException w:name="Light Grid Accent 5"/>
+    <w:lsdException w:name="Medium Shading 1 Accent 5"/>
+    <w:lsdException w:name="Medium Shading 2 Accent 5"/>
+    <w:lsdException w:name="Medium List 1 Accent 5"/>
+    <w:lsdException w:name="Medium List 2 Accent 5"/>
+    <w:lsdException w:name="Medium Grid 1 Accent 5"/>
+    <w:lsdException w:name="Medium Grid 2 Accent 5"/>
+    <w:lsdException w:name="Medium Grid 3 Accent 5"/>
+    <w:lsdException w:name="Dark List Accent 5"/>
+    <w:lsdException w:name="Colorful Shading Accent 5"/>
+    <w:lsdException w:name="Colorful List Accent 5"/>
+    <w:lsdException w:name="Colorful Grid Accent 5"/>
+    <w:lsdException w:name="Light Shading Accent 6"/>
+    <w:lsdException w:name="Light List Accent 6"/>
+    <w:lsdException w:name="Light Grid Accent 6"/>
+    <w:lsdException w:name="Medium Shading 1 Accent 6"/>
+    <w:lsdException w:name="Medium Shading 2 Accent 6"/>
+    <w:lsdException w:name="Medium List 1 Accent 6"/>
+    <w:lsdException w:name="Medium List 2 Accent 6"/>
+    <w:lsdException w:name="Medium Grid 1 Accent 6"/>
+    <w:lsdException w:name="Medium Grid 2 Accent 6"/>
+    <w:lsdException w:name="Medium Grid 3 Accent 6"/>
+    <w:lsdException w:name="Dark List Accent 6"/>
+    <w:lsdException w:name="Colorful Shading Accent 6"/>
+    <w:lsdException w:name="Colorful List Accent 6"/>
+    <w:lsdException w:name="Colorful Grid Accent 6"/>
+    <w:lsdException w:name="Grid Table 4" w:uiPriority="49"/>
+    <w:lsdException w:name="Grid Table 5 Dark" w:uiPriority="50"/>
+    <w:lsdException w:name="Grid Table 6 Colorful" w:uiPriority="51"/>
+    <w:lsdException w:name="Grid Table 7 Colorful" w:uiPriority="52"/>
+    <w:lsdException w:name="Grid Table 1 Light Accent 1" w:uiPriority="46"/>
+    <w:lsdException w:name="Grid Table 2 Accent 1" w:uiPriority="47"/>
+    <w:lsdException w:name="Grid Table 3 Accent 1" w:uiPriority="48"/>
+    <w:lsdException w:name="Grid Table 4 Accent 1" w:uiPriority="49"/>
+    <w:lsdException w:name="Grid Table 5 Dark Accent 1" w:uiPriority="50"/>
+    <w:lsdException w:name="Grid Table 6 Colorful Accent 1" w:uiPriority="51"/>
+    <w:lsdException w:name="Grid Table 7 Colorful Accent 1" w:uiPriority="52"/>
+    <w:lsdException w:name="Grid Table 1 Light Accent 2" w:uiPriority="46"/>
+    <w:lsdException w:name="Grid Table 2 Accent 2" w:uiPriority="47"/>
+    <w:lsdException w:name="Grid Table 3 Accent 2" w:uiPriority="48"/>
+    <w:lsdException w:name="Grid Table 4 Accent 2" w:uiPriority="49"/>
+    <w:lsdException w:name="Grid Table 5 Dark Accent 2" w:uiPriority="50"/>
+    <w:lsdException w:name="Grid Table 6 Colorful Accent 2" w:uiPriority="51"/>
+    <w:lsdException w:name="Grid Table 7 Colorful Accent 2" w:uiPriority="52"/>
+    <w:lsdException w:name="Grid Table 1 Light Accent 3" w:uiPriority="46"/>
+    <w:lsdException w:name="Grid Table 2 Accent 3" w:uiPriority="47"/>
+    <w:lsdException w:name="Grid Table 3 Accent 3" w:uiPriority="48"/>
+    <w:lsdException w:name="Grid Table 4 Accent 3" w:uiPriority="49"/>
+    <w:lsdException w:name="Grid Table 5 Dark Accent 3" w:uiPriority="50"/>
+    <w:lsdException w:name="Grid Table 6 Colorful Accent 3" w:uiPriority="51"/>
+    <w:lsdException w:name="Grid Table 7 Colorful Accent 3" w:uiPriority="52"/>
+    <w:lsdException w:name="Grid Table 1 Light Accent 4" w:uiPriority="46"/>
+    <w:lsdException w:name="Grid Table 2 Accent 4" w:uiPriority="47"/>
+    <w:lsdException w:name="Grid Table 3 Accent 4" w:uiPriority="48"/>
+    <w:lsdException w:name="Grid Table 4 Accent 4" w:uiPriority="49"/>
+    <w:lsdException w:name="Grid Table 5 Dark Accent 4" w:uiPriority="50"/>
+    <w:lsdException w:name="Grid Table 6 Colorful Accent 4" w:uiPriority="51"/>
+    <w:lsdException w:name="Grid Table 7 Colorful Accent 4" w:uiPriority="52"/>
+    <w:lsdException w:name="Grid Table 1 Light Accent 5" w:uiPriority="46"/>
+    <w:lsdException w:name="Grid Table 2 Accent 5" w:uiPriority="47"/>
+    <w:lsdException w:name="Grid Table 3 Accent 5" w:uiPriority="48"/>
+    <w:lsdException w:name="Grid Table 4 Accent 5" w:uiPriority="49"/>
+    <w:lsdException w:name="Grid Table 5 Dark Accent 5" w:uiPriority="50"/>
+    <w:lsdException w:name="Grid Table 6 Colorful Accent 5" w:uiPriority="51"/>
+    <w:lsdException w:name="Grid Table 7 Colorful Accent 5" w:uiPriority="52"/>
+    <w:lsdException w:name="Grid Table 1 Light Accent 6" w:uiPriority="46"/>
+    <w:lsdException w:name="Grid Table 2 Accent 6" w:uiPriority="47"/>
+    <w:lsdException w:name="Grid Table 3 Accent 6" w:uiPriority="48"/>
+    <w:lsdException w:name="Grid Table 4 Accent 6" w:uiPriority="49"/>
+    <w:lsdException w:name="Grid Table 5 Dark Accent 6" w:uiPriority="50"/>
+    <w:lsdException w:name="Grid Table 6 Colorful Accent 6" w:uiPriority="51"/>
+    <w:lsdException w:name="Grid Table 7 Colorful Accent 6" w:uiPriority="52"/>
+    <w:lsdException w:name="List Table 1 Light" w:uiPriority="46"/>
+    <w:lsdException w:name="List Table 2" w:uiPriority="47"/>
+    <w:lsdException w:name="List Table 3" w:uiPriority="48"/>
+    <w:lsdException w:name="List Table 4" w:uiPriority="49"/>
+    <w:lsdException w:name="List Table 5 Dark" w:uiPriority="50"/>
+    <w:lsdException w:name="List Table 6 Colorful" w:uiPriority="51"/>
+    <w:lsdException w:name="List Table 7 Colorful" w:uiPriority="52"/>
+    <w:lsdException w:name="List Table 1 Light Accent 1" w:uiPriority="46"/>
+    <w:lsdException w:name="List Table 2 Accent 1" w:uiPriority="47"/>
+    <w:lsdException w:name="List Table 3 Accent 1" w:uiPriority="48"/>
+    <w:lsdException w:name="List Table 4 Accent 1" w:uiPriority="49"/>
+    <w:lsdException w:name="List Table 5 Dark Accent 1" w:uiPriority="50"/>
+    <w:lsdException w:name="List Table 6 Colorful Accent 1" w:uiPriority="51"/>
+    <w:lsdException w:name="List Table 7 Colorful Accent 1" w:uiPriority="52"/>
+    <w:lsdException w:name="List Table 1 Light Accent 2" w:uiPriority="46"/>
+    <w:lsdException w:name="List Table 2 Accent 2" w:uiPriority="47"/>
+    <w:lsdException w:name="List Table 3 Accent 2" w:uiPriority="48"/>
+    <w:lsdException w:name="List Table 4 Accent 2" w:uiPriority="49"/>
+    <w:lsdException w:name="List Table 5 Dark Accent 2" w:uiPriority="50"/>
+    <w:lsdException w:name="List Table 6 Colorful Accent 2" w:uiPriority="51"/>
+    <w:lsdException w:name="List Table 7 Colorful Accent 2" w:uiPriority="52"/>
+    <w:lsdException w:name="List Table 1 Light Accent 3" w:uiPriority="46"/>
+    <w:lsdException w:name="List Table 2 Accent 3" w:uiPriority="47"/>
+    <w:lsdException w:name="List Table 3 Accent 3" w:uiPriority="48"/>
+    <w:lsdException w:name="List Table 4 Accent 3" w:uiPriority="49"/>
+    <w:lsdException w:name="List Table 5 Dark Accent 3" w:uiPriority="50"/>
+    <w:lsdException w:name="List Table 6 Colorful Accent 3" w:uiPriority="51"/>
+    <w:lsdException w:name="List Table 7 Colorful Accent 3" w:uiPriority="52"/>
+    <w:lsdException w:name="List Table 1 Light Accent 4" w:uiPriority="46"/>
+    <w:lsdException w:name="List Table 2 Accent 4" w:uiPriority="47"/>
+    <w:lsdException w:name="List Table 3 Accent 4" w:uiPriority="48"/>
+    <w:lsdException w:name="List Table 4 Accent 4" w:uiPriority="49"/>
+    <w:lsdException w:name="List Table 5 Dark Accent 4" w:uiPriority="50"/>
+    <w:lsdException w:name="List Table 6 Colorful Accent 4" w:uiPriority="51"/>
+    <w:lsdException w:name="List Table 7 Colorful Accent 4" w:uiPriority="52"/>
+    <w:lsdException w:name="List Table 1 Light Accent 5" w:uiPriority="46"/>
+    <w:lsdException w:name="List Table 2 Accent 5" w:uiPriority="47"/>
+    <w:lsdException w:name="List Table 3 Accent 5" w:uiPriority="48"/>
+    <w:lsdException w:name="List Table 4 Accent 5" w:uiPriority="49"/>
+    <w:lsdException w:name="List Table 5 Dark Accent 5" w:uiPriority="50"/>
+    <w:lsdException w:name="List Table 6 Colorful Accent 5" w:uiPriority="51"/>
+    <w:lsdException w:name="List Table 7 Colorful Accent 5" w:uiPriority="52"/>
+    <w:lsdException w:name="List Table 1 Light Accent 6" w:uiPriority="46"/>
+    <w:lsdException w:name="List Table 2 Accent 6" w:uiPriority="47"/>
+    <w:lsdException w:name="List Table 3 Accent 6" w:uiPriority="48"/>
+    <w:lsdException w:name="List Table 4 Accent 6" w:uiPriority="49"/>
+    <w:lsdException w:name="List Table 5 Dark Accent 6" w:uiPriority="50"/>
+    <w:lsdException w:name="List Table 6 Colorful Accent 6" w:uiPriority="51"/>
+    <w:lsdException w:name="List Table 7 Colorful Accent 6" w:uiPriority="52"/>
+    <w:lsdException w:name="Mention" w:semiHidden="1" w:uiPriority="99" w:unhideWhenUsed="1"/>
+    <w:lsdException w:name="Smart Hyperlink" w:semiHidden="1" w:uiPriority="99" w:unhideWhenUsed="1"/>
+    <w:lsdException w:name="Hashtag" w:semiHidden="1" w:uiPriority="99" w:unhideWhenUsed="1"/>
+    <w:lsdException w:name="Unresolved Mention" w:semiHidden="1" w:uiPriority="99" w:unhideWhenUsed="1"/>
+    <w:lsdException w:name="Smart Link" w:semiHidden="1" w:uiPriority="99" w:unhideWhenUsed="1"/>
+  </w:latentStyles>
+  <w:style w:type="paragraph" w:default="1" w:styleId="Normal">
     <w:name w:val="Normal"/>
     <w:qFormat/>
   </w:style>
-  <w:style w:styleId="BodyText" w:type="paragraph">
+  <w:style w:type="paragraph" w:styleId="Heading1">
+    <w:name w:val="heading 1"/>
+    <w:basedOn w:val="Normal"/>
+    <w:next w:val="BodyText"/>
+    <w:uiPriority w:val="9"/>
+    <w:qFormat/>
+    <w:pPr>
+      <w:keepNext/>
+      <w:keepLines/>
+      <w:spacing w:before="480" w:after="0"/>
+      <w:outlineLvl w:val="0"/>
+    </w:pPr>
+    <w:rPr>
+      <w:rFonts w:asciiTheme="majorHAnsi" w:eastAsiaTheme="majorEastAsia" w:hAnsiTheme="majorHAnsi" w:cstheme="majorBidi"/>
+      <w:b/>
+      <w:bCs/>
+      <w:color w:val="4F81BD" w:themeColor="accent1"/>
+      <w:sz w:val="32"/>
+      <w:szCs w:val="32"/>
+    </w:rPr>
+  </w:style>
+  <w:style w:type="paragraph" w:styleId="Heading2">
+    <w:name w:val="heading 2"/>
+    <w:basedOn w:val="Normal"/>
+    <w:next w:val="BodyText"/>
+    <w:uiPriority w:val="9"/>
+    <w:unhideWhenUsed/>
+    <w:qFormat/>
+    <w:pPr>
+      <w:keepNext/>
+      <w:keepLines/>
+      <w:spacing w:before="200" w:after="0"/>
+      <w:outlineLvl w:val="1"/>
+    </w:pPr>
+    <w:rPr>
+      <w:rFonts w:asciiTheme="majorHAnsi" w:eastAsiaTheme="majorEastAsia" w:hAnsiTheme="majorHAnsi" w:cstheme="majorBidi"/>
+      <w:b/>
+      <w:bCs/>
+      <w:color w:val="4F81BD" w:themeColor="accent1"/>
+      <w:sz w:val="28"/>
+      <w:szCs w:val="28"/>
+    </w:rPr>
+  </w:style>
+  <w:style w:type="paragraph" w:styleId="Heading3">
+    <w:name w:val="heading 3"/>
+    <w:basedOn w:val="Normal"/>
+    <w:next w:val="BodyText"/>
+    <w:uiPriority w:val="9"/>
+    <w:unhideWhenUsed/>
+    <w:qFormat/>
+    <w:pPr>
+      <w:keepNext/>
+      <w:keepLines/>
+      <w:spacing w:before="200" w:after="0"/>
+      <w:outlineLvl w:val="2"/>
+    </w:pPr>
+    <w:rPr>
+      <w:rFonts w:asciiTheme="majorHAnsi" w:eastAsiaTheme="majorEastAsia" w:hAnsiTheme="majorHAnsi" w:cstheme="majorBidi"/>
+      <w:b/>
+      <w:bCs/>
+      <w:color w:val="4F81BD" w:themeColor="accent1"/>
+    </w:rPr>
+  </w:style>
+  <w:style w:type="paragraph" w:styleId="Heading4">
+    <w:name w:val="heading 4"/>
+    <w:basedOn w:val="Normal"/>
+    <w:next w:val="BodyText"/>
+    <w:uiPriority w:val="9"/>
+    <w:unhideWhenUsed/>
+    <w:qFormat/>
+    <w:pPr>
+      <w:keepNext/>
+      <w:keepLines/>
+      <w:spacing w:before="200" w:after="0"/>
+      <w:outlineLvl w:val="3"/>
+    </w:pPr>
+    <w:rPr>
+      <w:rFonts w:asciiTheme="majorHAnsi" w:eastAsiaTheme="majorEastAsia" w:hAnsiTheme="majorHAnsi" w:cstheme="majorBidi"/>
+      <w:bCs/>
+      <w:i/>
+      <w:color w:val="4F81BD" w:themeColor="accent1"/>
+    </w:rPr>
+  </w:style>
+  <w:style w:type="paragraph" w:styleId="Heading5">
+    <w:name w:val="heading 5"/>
+    <w:basedOn w:val="Normal"/>
+    <w:next w:val="BodyText"/>
+    <w:uiPriority w:val="9"/>
+    <w:unhideWhenUsed/>
+    <w:qFormat/>
+    <w:pPr>
+      <w:keepNext/>
+      <w:keepLines/>
+      <w:spacing w:before="200" w:after="0"/>
+      <w:outlineLvl w:val="4"/>
+    </w:pPr>
+    <w:rPr>
+      <w:rFonts w:asciiTheme="majorHAnsi" w:eastAsiaTheme="majorEastAsia" w:hAnsiTheme="majorHAnsi" w:cstheme="majorBidi"/>
+      <w:iCs/>
+      <w:color w:val="4F81BD" w:themeColor="accent1"/>
+    </w:rPr>
+  </w:style>
+  <w:style w:type="paragraph" w:styleId="Heading6">
+    <w:name w:val="heading 6"/>
+    <w:basedOn w:val="Normal"/>
+    <w:next w:val="BodyText"/>
+    <w:uiPriority w:val="9"/>
+    <w:unhideWhenUsed/>
+    <w:qFormat/>
+    <w:pPr>
+      <w:keepNext/>
+      <w:keepLines/>
+      <w:spacing w:before="200" w:after="0"/>
+      <w:outlineLvl w:val="5"/>
+    </w:pPr>
+    <w:rPr>
+      <w:rFonts w:asciiTheme="majorHAnsi" w:eastAsiaTheme="majorEastAsia" w:hAnsiTheme="majorHAnsi" w:cstheme="majorBidi"/>
+      <w:color w:val="4F81BD" w:themeColor="accent1"/>
+    </w:rPr>
+  </w:style>
+  <w:style w:type="paragraph" w:styleId="Heading7">
+    <w:name w:val="heading 7"/>
+    <w:basedOn w:val="Normal"/>
+    <w:next w:val="BodyText"/>
+    <w:uiPriority w:val="9"/>
+    <w:unhideWhenUsed/>
+    <w:qFormat/>
+    <w:pPr>
+      <w:keepNext/>
+      <w:keepLines/>
+      <w:spacing w:before="200" w:after="0"/>
+      <w:outlineLvl w:val="6"/>
+    </w:pPr>
+    <w:rPr>
+      <w:rFonts w:asciiTheme="majorHAnsi" w:eastAsiaTheme="majorEastAsia" w:hAnsiTheme="majorHAnsi" w:cstheme="majorBidi"/>
+      <w:color w:val="4F81BD" w:themeColor="accent1"/>
+    </w:rPr>
+  </w:style>
+  <w:style w:type="paragraph" w:styleId="Heading8">
+    <w:name w:val="heading 8"/>
+    <w:basedOn w:val="Normal"/>
+    <w:next w:val="BodyText"/>
+    <w:uiPriority w:val="9"/>
+    <w:unhideWhenUsed/>
+    <w:qFormat/>
+    <w:pPr>
+      <w:keepNext/>
+      <w:keepLines/>
+      <w:spacing w:before="200" w:after="0"/>
+      <w:outlineLvl w:val="7"/>
+    </w:pPr>
+    <w:rPr>
+      <w:rFonts w:asciiTheme="majorHAnsi" w:eastAsiaTheme="majorEastAsia" w:hAnsiTheme="majorHAnsi" w:cstheme="majorBidi"/>
+      <w:color w:val="4F81BD" w:themeColor="accent1"/>
+    </w:rPr>
+  </w:style>
+  <w:style w:type="paragraph" w:styleId="Heading9">
+    <w:name w:val="heading 9"/>
+    <w:basedOn w:val="Normal"/>
+    <w:next w:val="BodyText"/>
+    <w:uiPriority w:val="9"/>
+    <w:unhideWhenUsed/>
+    <w:qFormat/>
+    <w:pPr>
+      <w:keepNext/>
+      <w:keepLines/>
+      <w:spacing w:before="200" w:after="0"/>
+      <w:outlineLvl w:val="8"/>
+    </w:pPr>
+    <w:rPr>
+      <w:rFonts w:asciiTheme="majorHAnsi" w:eastAsiaTheme="majorEastAsia" w:hAnsiTheme="majorHAnsi" w:cstheme="majorBidi"/>
+      <w:color w:val="4F81BD" w:themeColor="accent1"/>
+    </w:rPr>
+  </w:style>
+  <w:style w:type="character" w:default="1" w:styleId="DefaultParagraphFont">
+    <w:name w:val="Default Paragraph Font"/>
+    <w:uiPriority w:val="1"/>
+    <w:semiHidden/>
+    <w:unhideWhenUsed/>
+  </w:style>
+  <w:style w:type="table" w:default="1" w:styleId="TableNormal">
+    <w:name w:val="Normal Table"/>
+    <w:uiPriority w:val="99"/>
+    <w:semiHidden/>
+    <w:unhideWhenUsed/>
+    <w:tblPr>
+      <w:tblInd w:w="0" w:type="dxa"/>
+      <w:tblCellMar>
+        <w:top w:w="0" w:type="dxa"/>
+        <w:left w:w="108" w:type="dxa"/>
+        <w:bottom w:w="0" w:type="dxa"/>
+        <w:right w:w="108" w:type="dxa"/>
+      </w:tblCellMar>
+    </w:tblPr>
+  </w:style>
+  <w:style w:type="numbering" w:default="1" w:styleId="NoList">
+    <w:name w:val="No List"/>
+    <w:uiPriority w:val="99"/>
+    <w:semiHidden/>
+    <w:unhideWhenUsed/>
+  </w:style>
+  <w:style w:type="paragraph" w:styleId="BodyText">
     <w:name w:val="Body Text"/>
     <w:basedOn w:val="Normal"/>
-    <w:link w:val="BodyTextChar"/>
     <w:qFormat/>
     <w:pPr>
-      <w:spacing w:after="180" w:before="180"/>
+      <w:spacing w:before="180" w:after="180"/>
     </w:pPr>
   </w:style>
-  <w:style w:customStyle="1" w:styleId="FirstParagraph" w:type="paragraph">
+  <w:style w:type="paragraph" w:customStyle="1" w:styleId="FirstParagraph">
     <w:name w:val="First Paragraph"/>
     <w:basedOn w:val="BodyText"/>
     <w:next w:val="BodyText"/>
     <w:qFormat/>
   </w:style>
-  <w:style w:customStyle="1" w:styleId="Compact" w:type="paragraph">
+  <w:style w:type="paragraph" w:customStyle="1" w:styleId="Compact">
     <w:name w:val="Compact"/>
     <w:basedOn w:val="BodyText"/>
     <w:qFormat/>
     <w:pPr>
-      <w:spacing w:after="36" w:before="36"/>
+      <w:spacing w:before="36" w:after="36"/>
     </w:pPr>
   </w:style>
-  <w:style w:styleId="Title" w:type="paragraph">
+  <w:style w:type="paragraph" w:styleId="Title">
     <w:name w:val="Title"/>
     <w:basedOn w:val="Normal"/>
     <w:next w:val="BodyText"/>
@@ -2518,35 +3030,32 @@
     <w:pPr>
       <w:keepNext/>
       <w:keepLines/>
-      <w:spacing w:after="240" w:before="480"/>
+      <w:spacing w:before="480" w:after="240"/>
       <w:jc w:val="center"/>
     </w:pPr>
     <w:rPr>
-      <w:rFonts w:asciiTheme="majorHAnsi" w:cstheme="majorBidi" w:eastAsiaTheme="majorEastAsia" w:hAnsiTheme="majorHAnsi"/>
+      <w:rFonts w:asciiTheme="majorHAnsi" w:eastAsiaTheme="majorEastAsia" w:hAnsiTheme="majorHAnsi" w:cstheme="majorBidi"/>
       <w:b/>
       <w:bCs/>
-      <w:color w:themeColor="accent1" w:themeShade="B5" w:val="345A8A"/>
+      <w:color w:val="345A8A" w:themeColor="accent1" w:themeShade="B5"/>
       <w:sz w:val="36"/>
       <w:szCs w:val="36"/>
     </w:rPr>
   </w:style>
-  <w:style w:styleId="Subtitle" w:type="paragraph">
+  <w:style w:type="paragraph" w:styleId="Subtitle">
     <w:name w:val="Subtitle"/>
     <w:basedOn w:val="Title"/>
     <w:next w:val="BodyText"/>
     <w:qFormat/>
     <w:pPr>
-      <w:keepNext/>
-      <w:keepLines/>
-      <w:spacing w:after="240" w:before="240"/>
-      <w:jc w:val="center"/>
+      <w:spacing w:before="240"/>
     </w:pPr>
     <w:rPr>
       <w:sz w:val="30"/>
       <w:szCs w:val="30"/>
     </w:rPr>
   </w:style>
-  <w:style w:customStyle="1" w:styleId="Author" w:type="paragraph">
+  <w:style w:type="paragraph" w:customStyle="1" w:styleId="Author">
     <w:name w:val="Author"/>
     <w:next w:val="BodyText"/>
     <w:qFormat/>
@@ -2556,7 +3065,7 @@
       <w:jc w:val="center"/>
     </w:pPr>
   </w:style>
-  <w:style w:styleId="Date" w:type="paragraph">
+  <w:style w:type="paragraph" w:styleId="Date">
     <w:name w:val="Date"/>
     <w:next w:val="BodyText"/>
     <w:qFormat/>
@@ -2566,7 +3075,7 @@
       <w:jc w:val="center"/>
     </w:pPr>
   </w:style>
-  <w:style w:customStyle="1" w:styleId="AbstractTitle" w:type="paragraph">
+  <w:style w:type="paragraph" w:customStyle="1" w:styleId="AbstractTitle">
     <w:name w:val="Abstract Title"/>
     <w:basedOn w:val="Normal"/>
     <w:next w:val="Abstract"/>
@@ -2574,7 +3083,7 @@
     <w:pPr>
       <w:keepNext/>
       <w:keepLines/>
-      <w:spacing w:after="0" w:before="300"/>
+      <w:spacing w:before="300" w:after="0"/>
       <w:jc w:val="center"/>
     </w:pPr>
     <w:rPr>
@@ -2584,7 +3093,7 @@
       <w:szCs w:val="20"/>
     </w:rPr>
   </w:style>
-  <w:style w:customStyle="1" w:styleId="Abstract" w:type="paragraph">
+  <w:style w:type="paragraph" w:customStyle="1" w:styleId="Abstract">
     <w:name w:val="Abstract"/>
     <w:basedOn w:val="Normal"/>
     <w:next w:val="BodyText"/>
@@ -2592,210 +3101,19 @@
     <w:pPr>
       <w:keepNext/>
       <w:keepLines/>
-      <w:spacing w:after="300" w:before="100"/>
+      <w:spacing w:before="100" w:after="300"/>
     </w:pPr>
     <w:rPr>
       <w:sz w:val="20"/>
       <w:szCs w:val="20"/>
     </w:rPr>
   </w:style>
-  <w:style w:styleId="Bibliography" w:type="paragraph">
+  <w:style w:type="paragraph" w:styleId="Bibliography">
     <w:name w:val="Bibliography"/>
     <w:basedOn w:val="Normal"/>
-    <w:next w:val="Bibliography"/>
     <w:qFormat/>
-    <w:pPr/>
-    <w:rPr/>
-  </w:style>
-  <w:style w:styleId="Heading1" w:type="paragraph">
-    <w:name w:val="Heading 1"/>
-    <w:basedOn w:val="Normal"/>
-    <w:next w:val="BodyText"/>
-    <w:uiPriority w:val="9"/>
-    <w:qFormat/>
-    <w:pPr>
-      <w:keepNext/>
-      <w:keepLines/>
-      <w:spacing w:after="0" w:before="480"/>
-      <w:outlineLvl w:val="0"/>
-    </w:pPr>
-    <w:rPr>
-      <w:rFonts w:asciiTheme="majorHAnsi" w:cstheme="majorBidi" w:eastAsiaTheme="majorEastAsia" w:hAnsiTheme="majorHAnsi"/>
-      <w:b/>
-      <w:bCs/>
-      <w:color w:themeColor="accent1" w:val="4F81BD"/>
-      <w:sz w:val="32"/>
-      <w:szCs w:val="32"/>
-    </w:rPr>
-  </w:style>
-  <w:style w:styleId="Heading2" w:type="paragraph">
-    <w:name w:val="Heading 2"/>
-    <w:basedOn w:val="Normal"/>
-    <w:next w:val="BodyText"/>
-    <w:uiPriority w:val="9"/>
-    <w:unhideWhenUsed/>
-    <w:qFormat/>
-    <w:pPr>
-      <w:keepNext/>
-      <w:keepLines/>
-      <w:spacing w:after="0" w:before="200"/>
-      <w:outlineLvl w:val="1"/>
-    </w:pPr>
-    <w:rPr>
-      <w:rFonts w:asciiTheme="majorHAnsi" w:cstheme="majorBidi" w:eastAsiaTheme="majorEastAsia" w:hAnsiTheme="majorHAnsi"/>
-      <w:b/>
-      <w:bCs/>
-      <w:color w:themeColor="accent1" w:val="4F81BD"/>
-      <w:sz w:val="28"/>
-      <w:szCs w:val="28"/>
-    </w:rPr>
-  </w:style>
-  <w:style w:styleId="Heading3" w:type="paragraph">
-    <w:name w:val="Heading 3"/>
-    <w:basedOn w:val="Normal"/>
-    <w:next w:val="BodyText"/>
-    <w:uiPriority w:val="9"/>
-    <w:unhideWhenUsed/>
-    <w:qFormat/>
-    <w:pPr>
-      <w:keepNext/>
-      <w:keepLines/>
-      <w:spacing w:after="0" w:before="200"/>
-      <w:outlineLvl w:val="2"/>
-    </w:pPr>
-    <w:rPr>
-      <w:rFonts w:asciiTheme="majorHAnsi" w:cstheme="majorBidi" w:eastAsiaTheme="majorEastAsia" w:hAnsiTheme="majorHAnsi"/>
-      <w:b/>
-      <w:bCs/>
-      <w:color w:themeColor="accent1" w:val="4F81BD"/>
-      <w:sz w:val="24"/>
-      <w:szCs w:val="24"/>
-    </w:rPr>
-  </w:style>
-  <w:style w:styleId="Heading4" w:type="paragraph">
-    <w:name w:val="Heading 4"/>
-    <w:basedOn w:val="Normal"/>
-    <w:next w:val="BodyText"/>
-    <w:uiPriority w:val="9"/>
-    <w:unhideWhenUsed/>
-    <w:qFormat/>
-    <w:pPr>
-      <w:keepNext/>
-      <w:keepLines/>
-      <w:spacing w:after="0" w:before="200"/>
-      <w:outlineLvl w:val="3"/>
-    </w:pPr>
-    <w:rPr>
-      <w:rFonts w:asciiTheme="majorHAnsi" w:cstheme="majorBidi" w:eastAsiaTheme="majorEastAsia" w:hAnsiTheme="majorHAnsi"/>
-      <w:bCs/>
-      <w:i/>
-      <w:color w:themeColor="accent1" w:val="4F81BD"/>
-      <w:sz w:val="24"/>
-      <w:szCs w:val="24"/>
-    </w:rPr>
-  </w:style>
-  <w:style w:styleId="Heading5" w:type="paragraph">
-    <w:name w:val="Heading 5"/>
-    <w:basedOn w:val="Normal"/>
-    <w:next w:val="BodyText"/>
-    <w:uiPriority w:val="9"/>
-    <w:unhideWhenUsed/>
-    <w:qFormat/>
-    <w:pPr>
-      <w:keepNext/>
-      <w:keepLines/>
-      <w:spacing w:after="0" w:before="200"/>
-      <w:outlineLvl w:val="4"/>
-    </w:pPr>
-    <w:rPr>
-      <w:rFonts w:asciiTheme="majorHAnsi" w:cstheme="majorBidi" w:eastAsiaTheme="majorEastAsia" w:hAnsiTheme="majorHAnsi"/>
-      <w:iCs/>
-      <w:color w:themeColor="accent1" w:val="4F81BD"/>
-      <w:sz w:val="24"/>
-      <w:szCs w:val="24"/>
-    </w:rPr>
-  </w:style>
-  <w:style w:styleId="Heading6" w:type="paragraph">
-    <w:name w:val="Heading 6"/>
-    <w:basedOn w:val="Normal"/>
-    <w:next w:val="BodyText"/>
-    <w:uiPriority w:val="9"/>
-    <w:unhideWhenUsed/>
-    <w:qFormat/>
-    <w:pPr>
-      <w:keepNext/>
-      <w:keepLines/>
-      <w:spacing w:after="0" w:before="200"/>
-      <w:outlineLvl w:val="5"/>
-    </w:pPr>
-    <w:rPr>
-      <w:rFonts w:asciiTheme="majorHAnsi" w:cstheme="majorBidi" w:eastAsiaTheme="majorEastAsia" w:hAnsiTheme="majorHAnsi"/>
-      <w:color w:themeColor="accent1" w:val="4F81BD"/>
-      <w:sz w:val="24"/>
-      <w:szCs w:val="24"/>
-    </w:rPr>
-  </w:style>
-  <w:style w:styleId="Heading7" w:type="paragraph">
-    <w:name w:val="Heading 7"/>
-    <w:basedOn w:val="Normal"/>
-    <w:next w:val="BodyText"/>
-    <w:uiPriority w:val="9"/>
-    <w:unhideWhenUsed/>
-    <w:qFormat/>
-    <w:pPr>
-      <w:keepNext/>
-      <w:keepLines/>
-      <w:spacing w:after="0" w:before="200"/>
-      <w:outlineLvl w:val="6"/>
-    </w:pPr>
-    <w:rPr>
-      <w:rFonts w:asciiTheme="majorHAnsi" w:cstheme="majorBidi" w:eastAsiaTheme="majorEastAsia" w:hAnsiTheme="majorHAnsi"/>
-      <w:color w:themeColor="accent1" w:val="4F81BD"/>
-      <w:sz w:val="24"/>
-      <w:szCs w:val="24"/>
-    </w:rPr>
-  </w:style>
-  <w:style w:styleId="Heading8" w:type="paragraph">
-    <w:name w:val="Heading 8"/>
-    <w:basedOn w:val="Normal"/>
-    <w:next w:val="BodyText"/>
-    <w:uiPriority w:val="9"/>
-    <w:unhideWhenUsed/>
-    <w:qFormat/>
-    <w:pPr>
-      <w:keepNext/>
-      <w:keepLines/>
-      <w:spacing w:after="0" w:before="200"/>
-      <w:outlineLvl w:val="7"/>
-    </w:pPr>
-    <w:rPr>
-      <w:rFonts w:asciiTheme="majorHAnsi" w:cstheme="majorBidi" w:eastAsiaTheme="majorEastAsia" w:hAnsiTheme="majorHAnsi"/>
-      <w:color w:themeColor="accent1" w:val="4F81BD"/>
-      <w:sz w:val="24"/>
-      <w:szCs w:val="24"/>
-    </w:rPr>
-  </w:style>
-  <w:style w:styleId="Heading9" w:type="paragraph">
-    <w:name w:val="Heading 9"/>
-    <w:basedOn w:val="Normal"/>
-    <w:next w:val="BodyText"/>
-    <w:uiPriority w:val="9"/>
-    <w:unhideWhenUsed/>
-    <w:qFormat/>
-    <w:pPr>
-      <w:keepNext/>
-      <w:keepLines/>
-      <w:spacing w:after="0" w:before="200"/>
-      <w:outlineLvl w:val="8"/>
-    </w:pPr>
-    <w:rPr>
-      <w:rFonts w:asciiTheme="majorHAnsi" w:cstheme="majorBidi" w:eastAsiaTheme="majorEastAsia" w:hAnsiTheme="majorHAnsi"/>
-      <w:color w:themeColor="accent1" w:val="4F81BD"/>
-      <w:sz w:val="24"/>
-      <w:szCs w:val="24"/>
-    </w:rPr>
-  </w:style>
-  <w:style w:styleId="BlockText" w:type="paragraph">
+  </w:style>
+  <w:style w:type="paragraph" w:styleId="BlockText">
     <w:name w:val="Block Text"/>
     <w:basedOn w:val="BodyText"/>
     <w:next w:val="BodyText"/>
@@ -2803,67 +3121,57 @@
     <w:unhideWhenUsed/>
     <w:qFormat/>
     <w:pPr>
-      <w:spacing w:after="100" w:before="100"/>
-      <w:ind w:firstLine="0" w:left="480" w:right="480"/>
+      <w:spacing w:before="100" w:after="100"/>
+      <w:ind w:left="480" w:right="480"/>
     </w:pPr>
   </w:style>
-  <w:style w:styleId="FootnoteText" w:type="paragraph">
-    <w:name w:val="Footnote Text"/>
+  <w:style w:type="paragraph" w:styleId="FootnoteText">
+    <w:name w:val="footnote text"/>
     <w:basedOn w:val="Normal"/>
-    <w:next w:val="FootnoteText"/>
     <w:uiPriority w:val="9"/>
     <w:unhideWhenUsed/>
     <w:qFormat/>
   </w:style>
-  <w:style w:styleId="FootnoteBlockText" w:type="paragraph">
+  <w:style w:type="paragraph" w:customStyle="1" w:styleId="FootnoteBlockText">
     <w:name w:val="Footnote Block Text"/>
-    <w:basedOn w:val="Footnote Text"/>
-    <w:next w:val="Footnote Text"/>
     <w:uiPriority w:val="9"/>
     <w:unhideWhenUsed/>
     <w:qFormat/>
     <w:pPr>
-      <w:spacing w:after="100" w:before="100"/>
-      <w:ind w:firstLine="0" w:left="480" w:right="480"/>
+      <w:spacing w:before="100" w:after="100"/>
+      <w:ind w:left="480" w:right="480"/>
     </w:pPr>
   </w:style>
-  <w:style w:default="1" w:styleId="DefaultParagraphFont" w:type="character">
-    <w:name w:val="Default Paragraph Font"/>
-    <w:semiHidden/>
-    <w:unhideWhenUsed/>
-  </w:style>
-  <w:style w:default="1" w:styleId="Table" w:type="table">
+  <w:style w:type="table" w:customStyle="1" w:styleId="Table">
     <w:name w:val="Table"/>
-    <w:basedOn w:val="TableNormal"/>
     <w:semiHidden/>
     <w:unhideWhenUsed/>
     <w:qFormat/>
     <w:tblPr>
-      <w:tblInd w:type="dxa" w:w="0"/>
+      <w:tblInd w:w="0" w:type="dxa"/>
       <w:tblCellMar>
-        <w:top w:type="dxa" w:w="0"/>
-        <w:left w:type="dxa" w:w="108"/>
-        <w:bottom w:type="dxa" w:w="0"/>
-        <w:right w:type="dxa" w:w="108"/>
+        <w:top w:w="0" w:type="dxa"/>
+        <w:left w:w="108" w:type="dxa"/>
+        <w:bottom w:w="0" w:type="dxa"/>
+        <w:right w:w="108" w:type="dxa"/>
       </w:tblCellMar>
     </w:tblPr>
     <w:tblStylePr w:type="firstRow">
       <w:tblPr>
         <w:jc w:val="left"/>
-        <w:tblInd w:type="dxa" w:w="0"/>
       </w:tblPr>
       <w:trPr>
         <w:jc w:val="left"/>
       </w:trPr>
       <w:tcPr>
         <w:tcBorders>
-          <w:bottom w:val="single"/>
+          <w:bottom w:val="single" w:sz="0" w:space="0" w:color="auto"/>
         </w:tcBorders>
         <w:vAlign w:val="bottom"/>
       </w:tcPr>
     </w:tblStylePr>
   </w:style>
-  <w:style w:customStyle="1" w:styleId="DefinitionTerm" w:type="paragraph">
+  <w:style w:type="paragraph" w:customStyle="1" w:styleId="DefinitionTerm">
     <w:name w:val="Definition Term"/>
     <w:basedOn w:val="Normal"/>
     <w:next w:val="Definition"/>
@@ -2876,75 +3184,76 @@
       <w:b/>
     </w:rPr>
   </w:style>
-  <w:style w:customStyle="1" w:styleId="Definition" w:type="paragraph">
+  <w:style w:type="paragraph" w:customStyle="1" w:styleId="Definition">
     <w:name w:val="Definition"/>
     <w:basedOn w:val="Normal"/>
   </w:style>
-  <w:style w:styleId="Caption" w:type="paragraph">
-    <w:name w:val="Caption"/>
+  <w:style w:type="paragraph" w:styleId="Caption">
+    <w:name w:val="caption"/>
     <w:basedOn w:val="Normal"/>
-    <w:link w:val="BodyTextChar"/>
+    <w:link w:val="CaptionChar"/>
     <w:pPr>
-      <w:spacing w:after="120" w:before="0"/>
+      <w:spacing w:after="120"/>
     </w:pPr>
     <w:rPr>
       <w:i/>
     </w:rPr>
   </w:style>
-  <w:style w:customStyle="1" w:styleId="TableCaption" w:type="paragraph">
+  <w:style w:type="paragraph" w:customStyle="1" w:styleId="TableCaption">
     <w:name w:val="Table Caption"/>
     <w:basedOn w:val="Caption"/>
     <w:pPr>
       <w:keepNext/>
     </w:pPr>
   </w:style>
-  <w:style w:customStyle="1" w:styleId="ImageCaption" w:type="paragraph">
+  <w:style w:type="paragraph" w:customStyle="1" w:styleId="ImageCaption">
     <w:name w:val="Image Caption"/>
     <w:basedOn w:val="Caption"/>
   </w:style>
-  <w:style w:customStyle="1" w:styleId="Figure" w:type="paragraph">
+  <w:style w:type="paragraph" w:customStyle="1" w:styleId="Figure">
     <w:name w:val="Figure"/>
     <w:basedOn w:val="Normal"/>
   </w:style>
-  <w:style w:customStyle="1" w:styleId="CaptionedFigure" w:type="paragraph">
+  <w:style w:type="paragraph" w:customStyle="1" w:styleId="CaptionedFigure">
     <w:name w:val="Captioned Figure"/>
     <w:basedOn w:val="Figure"/>
     <w:pPr>
       <w:keepNext/>
     </w:pPr>
   </w:style>
-  <w:style w:customStyle="1" w:styleId="BodyTextChar" w:type="character">
-    <w:name w:val="Body Text Char"/>
+  <w:style w:type="character" w:customStyle="1" w:styleId="CaptionChar">
+    <w:name w:val="Caption Char"/>
     <w:basedOn w:val="DefaultParagraphFont"/>
-    <w:link w:val="BodyText"/>
-  </w:style>
-  <w:style w:customStyle="1" w:styleId="VerbatimChar" w:type="character">
+    <w:link w:val="Caption"/>
+  </w:style>
+  <w:style w:type="character" w:customStyle="1" w:styleId="VerbatimChar">
     <w:name w:val="Verbatim Char"/>
-    <w:basedOn w:val="BodyTextChar"/>
+    <w:basedOn w:val="CaptionChar"/>
+    <w:link w:val="SourceCode"/>
     <w:rPr>
       <w:rFonts w:ascii="Consolas" w:hAnsi="Consolas"/>
       <w:sz w:val="22"/>
     </w:rPr>
   </w:style>
-  <w:style w:customStyle="1" w:styleId="SectionNumber" w:type="character">
+  <w:style w:type="character" w:customStyle="1" w:styleId="SectionNumber">
     <w:name w:val="Section Number"/>
-    <w:basedOn w:val="BodyTextChar"/>
-  </w:style>
-  <w:style w:styleId="FootnoteReference" w:type="character">
-    <w:name w:val="Footnote Reference"/>
-    <w:basedOn w:val="BodyTextChar"/>
+    <w:basedOn w:val="CaptionChar"/>
+  </w:style>
+  <w:style w:type="character" w:styleId="FootnoteReference">
+    <w:name w:val="footnote reference"/>
+    <w:basedOn w:val="CaptionChar"/>
     <w:rPr>
       <w:vertAlign w:val="superscript"/>
     </w:rPr>
   </w:style>
-  <w:style w:styleId="Hyperlink" w:type="character">
+  <w:style w:type="character" w:styleId="Hyperlink">
     <w:name w:val="Hyperlink"/>
-    <w:basedOn w:val="BodyTextChar"/>
-    <w:rPr>
-      <w:color w:themeColor="accent1" w:val="4F81BD"/>
-    </w:rPr>
-  </w:style>
-  <w:style w:styleId="TOCHeading" w:type="paragraph">
+    <w:basedOn w:val="CaptionChar"/>
+    <w:rPr>
+      <w:color w:val="4F81BD" w:themeColor="accent1"/>
+    </w:rPr>
+  </w:style>
+  <w:style w:type="paragraph" w:styleId="TOCHeading">
     <w:name w:val="TOC Heading"/>
     <w:basedOn w:val="Heading1"/>
     <w:next w:val="BodyText"/>
@@ -2956,10 +3265,9 @@
       <w:outlineLvl w:val="9"/>
     </w:pPr>
     <w:rPr>
-      <w:rFonts w:asciiTheme="majorHAnsi" w:cstheme="majorBidi" w:eastAsiaTheme="majorEastAsia" w:hAnsiTheme="majorHAnsi"/>
       <w:b w:val="0"/>
       <w:bCs w:val="0"/>
-      <w:color w:themeColor="accent1" w:themeShade="BF" w:val="365F91"/>
+      <w:color w:val="365F91" w:themeColor="accent1" w:themeShade="BF"/>
     </w:rPr>
   </w:style>
   <w:style w:type="paragraph" w:customStyle="1" w:styleId="SourceCode">
@@ -2967,234 +3275,299 @@
     <w:basedOn w:val="Normal"/>
     <w:link w:val="VerbatimChar"/>
     <w:pPr>
-      <w:wordWrap w:val="off"/>
+      <w:wordWrap w:val="0"/>
     </w:pPr>
   </w:style>
   <w:style w:type="character" w:customStyle="1" w:styleId="KeywordTok">
     <w:name w:val="KeywordTok"/>
     <w:basedOn w:val="VerbatimChar"/>
     <w:rPr>
+      <w:rFonts w:ascii="Consolas" w:hAnsi="Consolas"/>
       <w:b/>
       <w:color w:val="007020"/>
+      <w:sz w:val="22"/>
     </w:rPr>
   </w:style>
   <w:style w:type="character" w:customStyle="1" w:styleId="DataTypeTok">
     <w:name w:val="DataTypeTok"/>
     <w:basedOn w:val="VerbatimChar"/>
     <w:rPr>
+      <w:rFonts w:ascii="Consolas" w:hAnsi="Consolas"/>
       <w:color w:val="902000"/>
+      <w:sz w:val="22"/>
     </w:rPr>
   </w:style>
   <w:style w:type="character" w:customStyle="1" w:styleId="DecValTok">
     <w:name w:val="DecValTok"/>
     <w:basedOn w:val="VerbatimChar"/>
     <w:rPr>
-      <w:color w:val="40a070"/>
+      <w:rFonts w:ascii="Consolas" w:hAnsi="Consolas"/>
+      <w:color w:val="40A070"/>
+      <w:sz w:val="22"/>
     </w:rPr>
   </w:style>
   <w:style w:type="character" w:customStyle="1" w:styleId="BaseNTok">
     <w:name w:val="BaseNTok"/>
     <w:basedOn w:val="VerbatimChar"/>
     <w:rPr>
-      <w:color w:val="40a070"/>
+      <w:rFonts w:ascii="Consolas" w:hAnsi="Consolas"/>
+      <w:color w:val="40A070"/>
+      <w:sz w:val="22"/>
     </w:rPr>
   </w:style>
   <w:style w:type="character" w:customStyle="1" w:styleId="FloatTok">
     <w:name w:val="FloatTok"/>
     <w:basedOn w:val="VerbatimChar"/>
     <w:rPr>
-      <w:color w:val="40a070"/>
+      <w:rFonts w:ascii="Consolas" w:hAnsi="Consolas"/>
+      <w:color w:val="40A070"/>
+      <w:sz w:val="22"/>
     </w:rPr>
   </w:style>
   <w:style w:type="character" w:customStyle="1" w:styleId="ConstantTok">
     <w:name w:val="ConstantTok"/>
     <w:basedOn w:val="VerbatimChar"/>
     <w:rPr>
+      <w:rFonts w:ascii="Consolas" w:hAnsi="Consolas"/>
       <w:color w:val="880000"/>
+      <w:sz w:val="22"/>
     </w:rPr>
   </w:style>
   <w:style w:type="character" w:customStyle="1" w:styleId="CharTok">
     <w:name w:val="CharTok"/>
     <w:basedOn w:val="VerbatimChar"/>
     <w:rPr>
-      <w:color w:val="4070a0"/>
+      <w:rFonts w:ascii="Consolas" w:hAnsi="Consolas"/>
+      <w:color w:val="4070A0"/>
+      <w:sz w:val="22"/>
     </w:rPr>
   </w:style>
   <w:style w:type="character" w:customStyle="1" w:styleId="SpecialCharTok">
     <w:name w:val="SpecialCharTok"/>
     <w:basedOn w:val="VerbatimChar"/>
     <w:rPr>
-      <w:color w:val="4070a0"/>
+      <w:rFonts w:ascii="Consolas" w:hAnsi="Consolas"/>
+      <w:color w:val="4070A0"/>
+      <w:sz w:val="22"/>
     </w:rPr>
   </w:style>
   <w:style w:type="character" w:customStyle="1" w:styleId="StringTok">
     <w:name w:val="StringTok"/>
     <w:basedOn w:val="VerbatimChar"/>
     <w:rPr>
-      <w:color w:val="4070a0"/>
+      <w:rFonts w:ascii="Consolas" w:hAnsi="Consolas"/>
+      <w:color w:val="4070A0"/>
+      <w:sz w:val="22"/>
     </w:rPr>
   </w:style>
   <w:style w:type="character" w:customStyle="1" w:styleId="VerbatimStringTok">
     <w:name w:val="VerbatimStringTok"/>
     <w:basedOn w:val="VerbatimChar"/>
     <w:rPr>
-      <w:color w:val="4070a0"/>
+      <w:rFonts w:ascii="Consolas" w:hAnsi="Consolas"/>
+      <w:color w:val="4070A0"/>
+      <w:sz w:val="22"/>
     </w:rPr>
   </w:style>
   <w:style w:type="character" w:customStyle="1" w:styleId="SpecialStringTok">
     <w:name w:val="SpecialStringTok"/>
     <w:basedOn w:val="VerbatimChar"/>
     <w:rPr>
-      <w:color w:val="bb6688"/>
+      <w:rFonts w:ascii="Consolas" w:hAnsi="Consolas"/>
+      <w:color w:val="BB6688"/>
+      <w:sz w:val="22"/>
     </w:rPr>
   </w:style>
   <w:style w:type="character" w:customStyle="1" w:styleId="ImportTok">
     <w:name w:val="ImportTok"/>
     <w:basedOn w:val="VerbatimChar"/>
     <w:rPr>
+      <w:rFonts w:ascii="Consolas" w:hAnsi="Consolas"/>
       <w:b/>
       <w:color w:val="008000"/>
+      <w:sz w:val="22"/>
     </w:rPr>
   </w:style>
   <w:style w:type="character" w:customStyle="1" w:styleId="CommentTok">
     <w:name w:val="CommentTok"/>
     <w:basedOn w:val="VerbatimChar"/>
     <w:rPr>
+      <w:rFonts w:ascii="Consolas" w:hAnsi="Consolas"/>
       <w:i/>
-      <w:color w:val="60a0b0"/>
+      <w:color w:val="60A0B0"/>
+      <w:sz w:val="22"/>
     </w:rPr>
   </w:style>
   <w:style w:type="character" w:customStyle="1" w:styleId="DocumentationTok">
     <w:name w:val="DocumentationTok"/>
     <w:basedOn w:val="VerbatimChar"/>
     <w:rPr>
+      <w:rFonts w:ascii="Consolas" w:hAnsi="Consolas"/>
       <w:i/>
-      <w:color w:val="ba2121"/>
+      <w:color w:val="BA2121"/>
+      <w:sz w:val="22"/>
     </w:rPr>
   </w:style>
   <w:style w:type="character" w:customStyle="1" w:styleId="AnnotationTok">
     <w:name w:val="AnnotationTok"/>
     <w:basedOn w:val="VerbatimChar"/>
     <w:rPr>
+      <w:rFonts w:ascii="Consolas" w:hAnsi="Consolas"/>
       <w:b/>
       <w:i/>
-      <w:color w:val="60a0b0"/>
+      <w:color w:val="60A0B0"/>
+      <w:sz w:val="22"/>
     </w:rPr>
   </w:style>
   <w:style w:type="character" w:customStyle="1" w:styleId="CommentVarTok">
     <w:name w:val="CommentVarTok"/>
     <w:basedOn w:val="VerbatimChar"/>
     <w:rPr>
+      <w:rFonts w:ascii="Consolas" w:hAnsi="Consolas"/>
       <w:b/>
       <w:i/>
-      <w:color w:val="60a0b0"/>
+      <w:color w:val="60A0B0"/>
+      <w:sz w:val="22"/>
     </w:rPr>
   </w:style>
   <w:style w:type="character" w:customStyle="1" w:styleId="OtherTok">
     <w:name w:val="OtherTok"/>
     <w:basedOn w:val="VerbatimChar"/>
     <w:rPr>
+      <w:rFonts w:ascii="Consolas" w:hAnsi="Consolas"/>
       <w:color w:val="007020"/>
+      <w:sz w:val="22"/>
     </w:rPr>
   </w:style>
   <w:style w:type="character" w:customStyle="1" w:styleId="FunctionTok">
     <w:name w:val="FunctionTok"/>
     <w:basedOn w:val="VerbatimChar"/>
     <w:rPr>
-      <w:color w:val="06287e"/>
+      <w:rFonts w:ascii="Consolas" w:hAnsi="Consolas"/>
+      <w:color w:val="06287E"/>
+      <w:sz w:val="22"/>
     </w:rPr>
   </w:style>
   <w:style w:type="character" w:customStyle="1" w:styleId="VariableTok">
     <w:name w:val="VariableTok"/>
     <w:basedOn w:val="VerbatimChar"/>
     <w:rPr>
-      <w:color w:val="19177c"/>
+      <w:rFonts w:ascii="Consolas" w:hAnsi="Consolas"/>
+      <w:color w:val="19177C"/>
+      <w:sz w:val="22"/>
     </w:rPr>
   </w:style>
   <w:style w:type="character" w:customStyle="1" w:styleId="ControlFlowTok">
     <w:name w:val="ControlFlowTok"/>
     <w:basedOn w:val="VerbatimChar"/>
     <w:rPr>
+      <w:rFonts w:ascii="Consolas" w:hAnsi="Consolas"/>
       <w:b/>
       <w:color w:val="007020"/>
+      <w:sz w:val="22"/>
     </w:rPr>
   </w:style>
   <w:style w:type="character" w:customStyle="1" w:styleId="OperatorTok">
     <w:name w:val="OperatorTok"/>
     <w:basedOn w:val="VerbatimChar"/>
     <w:rPr>
+      <w:rFonts w:ascii="Consolas" w:hAnsi="Consolas"/>
       <w:color w:val="666666"/>
+      <w:sz w:val="22"/>
     </w:rPr>
   </w:style>
   <w:style w:type="character" w:customStyle="1" w:styleId="BuiltInTok">
     <w:name w:val="BuiltInTok"/>
     <w:basedOn w:val="VerbatimChar"/>
     <w:rPr>
+      <w:rFonts w:ascii="Consolas" w:hAnsi="Consolas"/>
       <w:color w:val="008000"/>
+      <w:sz w:val="22"/>
     </w:rPr>
   </w:style>
   <w:style w:type="character" w:customStyle="1" w:styleId="ExtensionTok">
     <w:name w:val="ExtensionTok"/>
     <w:basedOn w:val="VerbatimChar"/>
-    <w:rPr/>
+    <w:rPr>
+      <w:rFonts w:ascii="Consolas" w:hAnsi="Consolas"/>
+      <w:sz w:val="22"/>
+    </w:rPr>
   </w:style>
   <w:style w:type="character" w:customStyle="1" w:styleId="PreprocessorTok">
     <w:name w:val="PreprocessorTok"/>
     <w:basedOn w:val="VerbatimChar"/>
     <w:rPr>
-      <w:color w:val="bc7a00"/>
+      <w:rFonts w:ascii="Consolas" w:hAnsi="Consolas"/>
+      <w:color w:val="BC7A00"/>
+      <w:sz w:val="22"/>
     </w:rPr>
   </w:style>
   <w:style w:type="character" w:customStyle="1" w:styleId="AttributeTok">
     <w:name w:val="AttributeTok"/>
     <w:basedOn w:val="VerbatimChar"/>
     <w:rPr>
-      <w:color w:val="7d9029"/>
+      <w:rFonts w:ascii="Consolas" w:hAnsi="Consolas"/>
+      <w:color w:val="7D9029"/>
+      <w:sz w:val="22"/>
     </w:rPr>
   </w:style>
   <w:style w:type="character" w:customStyle="1" w:styleId="RegionMarkerTok">
     <w:name w:val="RegionMarkerTok"/>
     <w:basedOn w:val="VerbatimChar"/>
-    <w:rPr/>
+    <w:rPr>
+      <w:rFonts w:ascii="Consolas" w:hAnsi="Consolas"/>
+      <w:sz w:val="22"/>
+    </w:rPr>
   </w:style>
   <w:style w:type="character" w:customStyle="1" w:styleId="InformationTok">
     <w:name w:val="InformationTok"/>
     <w:basedOn w:val="VerbatimChar"/>
     <w:rPr>
+      <w:rFonts w:ascii="Consolas" w:hAnsi="Consolas"/>
       <w:b/>
       <w:i/>
-      <w:color w:val="60a0b0"/>
+      <w:color w:val="60A0B0"/>
+      <w:sz w:val="22"/>
     </w:rPr>
   </w:style>
   <w:style w:type="character" w:customStyle="1" w:styleId="WarningTok">
     <w:name w:val="WarningTok"/>
     <w:basedOn w:val="VerbatimChar"/>
     <w:rPr>
+      <w:rFonts w:ascii="Consolas" w:hAnsi="Consolas"/>
       <w:b/>
       <w:i/>
-      <w:color w:val="60a0b0"/>
+      <w:color w:val="60A0B0"/>
+      <w:sz w:val="22"/>
     </w:rPr>
   </w:style>
   <w:style w:type="character" w:customStyle="1" w:styleId="AlertTok">
     <w:name w:val="AlertTok"/>
     <w:basedOn w:val="VerbatimChar"/>
     <w:rPr>
+      <w:rFonts w:ascii="Consolas" w:hAnsi="Consolas"/>
       <w:b/>
-      <w:color w:val="ff0000"/>
+      <w:color w:val="FF0000"/>
+      <w:sz w:val="22"/>
     </w:rPr>
   </w:style>
   <w:style w:type="character" w:customStyle="1" w:styleId="ErrorTok">
     <w:name w:val="ErrorTok"/>
     <w:basedOn w:val="VerbatimChar"/>
     <w:rPr>
+      <w:rFonts w:ascii="Consolas" w:hAnsi="Consolas"/>
       <w:b/>
-      <w:color w:val="ff0000"/>
+      <w:color w:val="FF0000"/>
+      <w:sz w:val="22"/>
     </w:rPr>
   </w:style>
   <w:style w:type="character" w:customStyle="1" w:styleId="NormalTok">
     <w:name w:val="NormalTok"/>
     <w:basedOn w:val="VerbatimChar"/>
-    <w:rPr/>
+    <w:rPr>
+      <w:rFonts w:ascii="Consolas" w:hAnsi="Consolas"/>
+      <w:sz w:val="22"/>
+    </w:rPr>
   </w:style>
 </w:styles>
 </file>
